--- a/AI Lab/Notes/03_Deep_Learning_Notes.docx
+++ b/AI Lab/Notes/03_Deep_Learning_Notes.docx
@@ -24,7 +24,7 @@
           <w:sz w:val="26"/>
           <w:szCs w:val="26"/>
         </w:rPr>
-        <w:t xml:space="preserve">Neural Networks · MLP · CNN · LSTM · Weights · Biases · Activations</w:t>
+        <w:t xml:space="preserve">Neural Networks · MLP · CNN · LSTM · Weights · Biases · Activations · Gradients · Backpropagation</w:t>
       </w:r>
     </w:p>
     <w:p>
@@ -976,7 +976,7 @@
         <w:spacing w:after="100"/>
         <w:ind w:left="0"/>
       </w:pPr>
-      <w:hyperlink w:history="1" w:anchor="bm50_23_learning_means_finding_the_right_weig">
+      <w:hyperlink w:history="1" w:anchor="bm50_23_additional_gradient_backpropagation_c">
         <w:r>
           <w:rPr>
             <w:b/>
@@ -986,16 +986,168 @@
             <w:szCs w:val="22"/>
             <w:u w:val="single"/>
           </w:rPr>
-          <w:t xml:space="preserve">23. Learning Means Finding the Right Weights and Biases</w:t>
+          <w:t xml:space="preserve">23. Additional Gradient &amp; Backpropagation Concepts</w:t>
         </w:r>
       </w:hyperlink>
     </w:p>
     <w:p>
       <w:pPr>
+        <w:spacing w:after="60"/>
+        <w:ind w:left="431"/>
+      </w:pPr>
+      <w:hyperlink w:history="1" w:anchor="bm51_the_derivative_of_l_with_respect_to_itse">
+        <w:r>
+          <w:rPr>
+            <w:b w:val="false"/>
+            <w:bCs w:val="false"/>
+            <w:color w:val="1155CC"/>
+            <w:sz w:val="20"/>
+            <w:szCs w:val="20"/>
+            <w:u w:val="single"/>
+          </w:rPr>
+          <w:t xml:space="preserve">The Derivative of L With Respect to Itself</w:t>
+        </w:r>
+      </w:hyperlink>
+    </w:p>
+    <w:p>
+      <w:pPr>
+        <w:spacing w:after="60"/>
+        <w:ind w:left="431"/>
+      </w:pPr>
+      <w:hyperlink w:history="1" w:anchor="bm52_numerical_gradient_checking">
+        <w:r>
+          <w:rPr>
+            <w:b w:val="false"/>
+            <w:bCs w:val="false"/>
+            <w:color w:val="1155CC"/>
+            <w:sz w:val="20"/>
+            <w:szCs w:val="20"/>
+            <w:u w:val="single"/>
+          </w:rPr>
+          <w:t xml:space="preserve">Numerical Gradient Checking</w:t>
+        </w:r>
+      </w:hyperlink>
+    </w:p>
+    <w:p>
+      <w:pPr>
+        <w:spacing w:after="60"/>
+        <w:ind w:left="431"/>
+      </w:pPr>
+      <w:hyperlink w:history="1" w:anchor="bm53_worked_example_comparing_analytical_and_">
+        <w:r>
+          <w:rPr>
+            <w:b w:val="false"/>
+            <w:bCs w:val="false"/>
+            <w:color w:val="1155CC"/>
+            <w:sz w:val="20"/>
+            <w:szCs w:val="20"/>
+            <w:u w:val="single"/>
+          </w:rPr>
+          <w:t xml:space="preserve">Worked Example — Comparing Analytical and Numerical Gradients</w:t>
+        </w:r>
+      </w:hyperlink>
+    </w:p>
+    <w:p>
+      <w:pPr>
+        <w:spacing w:after="60"/>
+        <w:ind w:left="431"/>
+      </w:pPr>
+      <w:hyperlink w:history="1" w:anchor="bm54_local_derivatives_and_the_chain_rule">
+        <w:r>
+          <w:rPr>
+            <w:b w:val="false"/>
+            <w:bCs w:val="false"/>
+            <w:color w:val="1155CC"/>
+            <w:sz w:val="20"/>
+            <w:szCs w:val="20"/>
+            <w:u w:val="single"/>
+          </w:rPr>
+          <w:t xml:space="preserve">Local Derivatives and the Chain Rule</w:t>
+        </w:r>
+      </w:hyperlink>
+    </w:p>
+    <w:p>
+      <w:pPr>
+        <w:spacing w:after="60"/>
+        <w:ind w:left="431"/>
+      </w:pPr>
+      <w:hyperlink w:history="1" w:anchor="bm55_worked_example_chaining_local_derivative">
+        <w:r>
+          <w:rPr>
+            <w:b w:val="false"/>
+            <w:bCs w:val="false"/>
+            <w:color w:val="1155CC"/>
+            <w:sz w:val="20"/>
+            <w:szCs w:val="20"/>
+            <w:u w:val="single"/>
+          </w:rPr>
+          <w:t xml:space="preserve">Worked Example — Chaining Local Derivatives</w:t>
+        </w:r>
+      </w:hyperlink>
+    </w:p>
+    <w:p>
+      <w:pPr>
+        <w:spacing w:after="60"/>
+        <w:ind w:left="431"/>
+      </w:pPr>
+      <w:hyperlink w:history="1" w:anchor="bm56_loss_minimization_and_why_we_follow_the_">
+        <w:r>
+          <w:rPr>
+            <w:b w:val="false"/>
+            <w:bCs w:val="false"/>
+            <w:color w:val="1155CC"/>
+            <w:sz w:val="20"/>
+            <w:szCs w:val="20"/>
+            <w:u w:val="single"/>
+          </w:rPr>
+          <w:t xml:space="preserve">Loss, Minimization, and Why We Follow the Gradient</w:t>
+        </w:r>
+      </w:hyperlink>
+    </w:p>
+    <w:p>
+      <w:pPr>
+        <w:spacing w:after="60"/>
+        <w:ind w:left="431"/>
+      </w:pPr>
+      <w:hyperlink w:history="1" w:anchor="bm57_scale_billions_and_trillions_of_paramete">
+        <w:r>
+          <w:rPr>
+            <w:b w:val="false"/>
+            <w:bCs w:val="false"/>
+            <w:color w:val="1155CC"/>
+            <w:sz w:val="20"/>
+            <w:szCs w:val="20"/>
+            <w:u w:val="single"/>
+          </w:rPr>
+          <w:t xml:space="preserve">Scale: Billions and Trillions of Parameters</w:t>
+        </w:r>
+      </w:hyperlink>
+    </w:p>
+    <w:p>
+      <w:pPr>
+        <w:spacing w:after="60"/>
+        <w:ind w:left="431"/>
+      </w:pPr>
+      <w:hyperlink w:history="1" w:anchor="bm58_what_is_a_single_parameter_">
+        <w:r>
+          <w:rPr>
+            <w:b w:val="false"/>
+            <w:bCs w:val="false"/>
+            <w:color w:val="1155CC"/>
+            <w:sz w:val="20"/>
+            <w:szCs w:val="20"/>
+            <w:u w:val="single"/>
+          </w:rPr>
+          <w:t xml:space="preserve">What Is a Single Parameter?</w:t>
+        </w:r>
+      </w:hyperlink>
+    </w:p>
+    <w:p>
+      <w:pPr>
         <w:spacing w:after="100"/>
         <w:ind w:left="0"/>
       </w:pPr>
-      <w:hyperlink w:history="1" w:anchor="bm51_24_convolutional_neural_networks_cnn_">
+      <w:hyperlink w:history="1" w:anchor="bm59_24_interview_questions_gradient_backprop">
         <w:r>
           <w:rPr>
             <w:b/>
@@ -1005,16 +1157,54 @@
             <w:szCs w:val="22"/>
             <w:u w:val="single"/>
           </w:rPr>
-          <w:t xml:space="preserve">24. Convolutional Neural Networks (CNN)</w:t>
+          <w:t xml:space="preserve">24. Interview Questions — Gradient &amp; Backpropagation (Technical &amp; Tricky)</w:t>
         </w:r>
       </w:hyperlink>
     </w:p>
     <w:p>
       <w:pPr>
+        <w:spacing w:after="100"/>
+        <w:ind w:left="0"/>
+      </w:pPr>
+      <w:hyperlink w:history="1" w:anchor="bm60_25_learning_means_finding_the_right_weig">
+        <w:r>
+          <w:rPr>
+            <w:b/>
+            <w:bCs/>
+            <w:color w:val="1155CC"/>
+            <w:sz w:val="22"/>
+            <w:szCs w:val="22"/>
+            <w:u w:val="single"/>
+          </w:rPr>
+          <w:t xml:space="preserve">25. Learning Means Finding the Right Weights and Biases</w:t>
+        </w:r>
+      </w:hyperlink>
+    </w:p>
+    <w:p>
+      <w:pPr>
+        <w:spacing w:after="100"/>
+        <w:ind w:left="0"/>
+      </w:pPr>
+      <w:hyperlink w:history="1" w:anchor="bm61_26_convolutional_neural_networks_cnn_">
+        <w:r>
+          <w:rPr>
+            <w:b/>
+            <w:bCs/>
+            <w:color w:val="1155CC"/>
+            <w:sz w:val="22"/>
+            <w:szCs w:val="22"/>
+            <w:u w:val="single"/>
+          </w:rPr>
+          <w:t xml:space="preserve">26. Convolutional Neural Networks (CNN)</w:t>
+        </w:r>
+      </w:hyperlink>
+    </w:p>
+    <w:p>
+      <w:pPr>
         <w:spacing w:after="60"/>
         <w:ind w:left="431"/>
       </w:pPr>
-      <w:hyperlink w:history="1" w:anchor="bm52_worked_example">
+      <w:hyperlink w:history="1" w:anchor="bm62_worked_example">
         <w:r>
           <w:rPr>
             <w:b w:val="false"/>
@@ -1033,7 +1223,7 @@
         <w:spacing w:after="60"/>
         <w:ind w:left="431"/>
       </w:pPr>
-      <w:hyperlink w:history="1" w:anchor="bm53_advantages_over_a_plain_mlp">
+      <w:hyperlink w:history="1" w:anchor="bm63_advantages_over_a_plain_mlp">
         <w:r>
           <w:rPr>
             <w:b w:val="false"/>
@@ -1052,7 +1242,7 @@
         <w:spacing w:after="100"/>
         <w:ind w:left="0"/>
       </w:pPr>
-      <w:hyperlink w:history="1" w:anchor="bm54_25_long_short_term_memory_lstm_">
+      <w:hyperlink w:history="1" w:anchor="bm64_27_long_short_term_memory_lstm_">
         <w:r>
           <w:rPr>
             <w:b/>
@@ -1062,7 +1252,7 @@
             <w:szCs w:val="22"/>
             <w:u w:val="single"/>
           </w:rPr>
-          <w:t xml:space="preserve">25. Long Short-Term Memory (LSTM)</w:t>
+          <w:t xml:space="preserve">27. Long Short-Term Memory (LSTM)</w:t>
         </w:r>
       </w:hyperlink>
     </w:p>
@@ -1071,7 +1261,7 @@
         <w:spacing w:after="60"/>
         <w:ind w:left="431"/>
       </w:pPr>
-      <w:hyperlink w:history="1" w:anchor="bm55_example">
+      <w:hyperlink w:history="1" w:anchor="bm65_example">
         <w:r>
           <w:rPr>
             <w:b w:val="false"/>
@@ -1090,7 +1280,7 @@
         <w:spacing w:after="100"/>
         <w:ind w:left="0"/>
       </w:pPr>
-      <w:hyperlink w:history="1" w:anchor="bm56_26_key_formulas_summary">
+      <w:hyperlink w:history="1" w:anchor="bm66_28_key_formulas_summary">
         <w:r>
           <w:rPr>
             <w:b/>
@@ -1100,7 +1290,7 @@
             <w:szCs w:val="22"/>
             <w:u w:val="single"/>
           </w:rPr>
-          <w:t xml:space="preserve">26. Key Formulas Summary</w:t>
+          <w:t xml:space="preserve">28. Key Formulas Summary</w:t>
         </w:r>
       </w:hyperlink>
     </w:p>
@@ -1109,7 +1299,7 @@
         <w:spacing w:after="100"/>
         <w:ind w:left="0"/>
       </w:pPr>
-      <w:hyperlink w:history="1" w:anchor="bm57_27_quick_interview_questions_answered">
+      <w:hyperlink w:history="1" w:anchor="bm67_29_quick_interview_questions_answered">
         <w:r>
           <w:rPr>
             <w:b/>
@@ -1119,7 +1309,7 @@
             <w:szCs w:val="22"/>
             <w:u w:val="single"/>
           </w:rPr>
-          <w:t xml:space="preserve">27. Quick Interview Questions — Answered</w:t>
+          <w:t xml:space="preserve">29. Quick Interview Questions — Answered</w:t>
         </w:r>
       </w:hyperlink>
     </w:p>
@@ -5504,66 +5694,18 @@
         <w:pStyle w:val="Heading1"/>
         <w:spacing w:after="200" w:before="400"/>
       </w:pPr>
-      <w:bookmarkStart w:name="bm50_23_learning_means_finding_the_right_weig" w:id="50"/>
-      <w:r>
-        <w:t xml:space="preserve">23. Learning Means Finding the Right Weights and Biases</w:t>
+      <w:bookmarkStart w:name="bm50_23_additional_gradient_backpropagation_c" w:id="50"/>
+      <w:r>
+        <w:t xml:space="preserve">23. Additional Gradient &amp; Backpropagation Concepts</w:t>
       </w:r>
       <w:bookmarkEnd w:id="50"/>
     </w:p>
     <w:p>
       <w:pPr>
-        <w:shd w:fill="EDEDED" w:color="auto" w:val="clear"/>
-        <w:spacing w:after="200" w:before="100"/>
-      </w:pPr>
-      <w:r>
-        <w:rPr>
-          <w:rFonts w:ascii="Consolas" w:cs="Consolas" w:eastAsia="Consolas" w:hAnsi="Consolas"/>
-          <w:sz w:val="20"/>
-          <w:szCs w:val="20"/>
-        </w:rPr>
-        <w:t xml:space="preserve">Before training:  random weights  →  poor / near-random predictions
-After training:   optimized weights  →  accurate predictions</w:t>
-      </w:r>
-    </w:p>
-    <w:p>
-      <w:pPr>
-        <w:spacing w:after="150"/>
-      </w:pPr>
-      <w:r>
-        <w:t xml:space="preserve">All of the network's "knowledge" is encoded purely in its weights and biases — nothing else is stored. This is why a trained model can be saved, shared, and reused simply by saving those numbers (its "checkpoint").</w:t>
-      </w:r>
-    </w:p>
-    <w:p>
-      <w:pPr>
-        <w:pStyle w:val="Heading1"/>
-        <w:spacing w:after="200" w:before="400"/>
-      </w:pPr>
-      <w:bookmarkStart w:name="bm51_24_convolutional_neural_networks_cnn_" w:id="51"/>
-      <w:r>
-        <w:t xml:space="preserve">24. Convolutional Neural Networks (CNN)</w:t>
-      </w:r>
-      <w:bookmarkEnd w:id="51"/>
-    </w:p>
-    <w:p>
-      <w:pPr>
-        <w:spacing w:after="150"/>
-      </w:pPr>
-      <w:r>
-        <w:t xml:space="preserve">A CNN is architecturally specialized for grid-like data such as images. Instead of connecting every pixel to every neuron (as an MLP does), it slides small filters (kernels) across the image, so each neuron only looks at a local region.</w:t>
-      </w:r>
-    </w:p>
-    <w:p>
-      <w:pPr>
-        <w:shd w:fill="EDEDED" w:color="auto" w:val="clear"/>
-        <w:spacing w:after="200" w:before="100"/>
-      </w:pPr>
-      <w:r>
-        <w:rPr>
-          <w:rFonts w:ascii="Consolas" w:cs="Consolas" w:eastAsia="Consolas" w:hAnsi="Consolas"/>
-          <w:sz w:val="20"/>
-          <w:szCs w:val="20"/>
-        </w:rPr>
-        <w:t xml:space="preserve">Image → Convolution → ReLU → Pooling → Convolution → Flatten → Fully Connected → Output</w:t>
+        <w:spacing w:after="150"/>
+      </w:pPr>
+      <w:r>
+        <w:t xml:space="preserve">This section fills in a few micrograd-style intuitions that make backpropagation feel less like magic and more like bookkeeping: the self-derivative that seeds the whole process, how to sanity-check a derivative numerically, the local-derivative view of the chain rule, and why any of this matters for minimizing loss.</w:t>
       </w:r>
     </w:p>
     <w:p>
@@ -5571,11 +5713,405 @@
         <w:pStyle w:val="Heading2"/>
         <w:spacing w:after="150" w:before="300"/>
       </w:pPr>
-      <w:bookmarkStart w:name="bm52_worked_example" w:id="52"/>
-      <w:r>
-        <w:t xml:space="preserve">Worked Example</w:t>
+      <w:bookmarkStart w:name="bm51_the_derivative_of_l_with_respect_to_itse" w:id="51"/>
+      <w:r>
+        <w:t xml:space="preserve">The Derivative of L With Respect to Itself</w:t>
+      </w:r>
+      <w:bookmarkEnd w:id="51"/>
+    </w:p>
+    <w:p>
+      <w:pPr>
+        <w:spacing w:after="150"/>
+      </w:pPr>
+      <w:r>
+        <w:t xml:space="preserve">Before asking how the loss L changes with respect to some weight buried deep in the network, it helps to ask the simplest possible version of that question first: how does L change with respect to L itself? If you nudge L by a tiny amount h, how much does L change? By exactly h — no more, no less.</w:t>
+      </w:r>
+    </w:p>
+    <w:p>
+      <w:pPr>
+        <w:pBdr>
+          <w:top w:val="single" w:color="CCCCCC" w:sz="4"/>
+          <w:left w:val="single" w:color="CCCCCC" w:sz="4"/>
+          <w:bottom w:val="single" w:color="CCCCCC" w:sz="4"/>
+          <w:right w:val="single" w:color="CCCCCC" w:sz="4"/>
+        </w:pBdr>
+        <w:shd w:fill="F2F2F2" w:color="auto" w:val="clear"/>
+        <w:spacing w:after="120" w:before="120"/>
+        <w:jc w:val="center"/>
+      </w:pPr>
+      <w:r>
+        <w:rPr>
+          <w:rFonts w:ascii="Cambria Math" w:cs="Cambria Math" w:eastAsia="Cambria Math" w:hAnsi="Cambria Math"/>
+          <w:i/>
+          <w:iCs/>
+          <w:sz w:val="24"/>
+          <w:szCs w:val="24"/>
+        </w:rPr>
+        <w:t xml:space="preserve">dL/dL = 1</w:t>
+      </w:r>
+    </w:p>
+    <w:p>
+      <w:pPr>
+        <w:spacing w:after="150"/>
+      </w:pPr>
+      <w:r>
+        <w:t xml:space="preserve">This sounds trivial, but it's the seed value backpropagation starts from. Every other gradient in the network — ∂L/∂w for every weight, ∂L/∂a for every activation — is computed by multiplying local derivatives along a chain that starts at this dL/dL = 1 and works backwards. If the seed weren't exactly 1, every downstream gradient would be scaled incorrectly.</w:t>
+      </w:r>
+    </w:p>
+    <w:p>
+      <w:pPr>
+        <w:pStyle w:val="Heading2"/>
+        <w:spacing w:after="150" w:before="300"/>
+      </w:pPr>
+      <w:bookmarkStart w:name="bm52_numerical_gradient_checking" w:id="52"/>
+      <w:r>
+        <w:t xml:space="preserve">Numerical Gradient Checking</w:t>
       </w:r>
       <w:bookmarkEnd w:id="52"/>
+    </w:p>
+    <w:p>
+      <w:pPr>
+        <w:spacing w:after="150"/>
+      </w:pPr>
+      <w:r>
+        <w:t xml:space="preserve">Once backpropagation has computed an analytical gradient (via the chain rule), it's good practice to sanity-check it against a numerical estimate — this is called a gradient check. The numerical gradient answers the defining question of a derivative directly: if I nudge a single input x by a tiny step h, how much does the output L change?</w:t>
+      </w:r>
+    </w:p>
+    <w:p>
+      <w:pPr>
+        <w:pBdr>
+          <w:top w:val="single" w:color="CCCCCC" w:sz="4"/>
+          <w:left w:val="single" w:color="CCCCCC" w:sz="4"/>
+          <w:bottom w:val="single" w:color="CCCCCC" w:sz="4"/>
+          <w:right w:val="single" w:color="CCCCCC" w:sz="4"/>
+        </w:pBdr>
+        <w:shd w:fill="F2F2F2" w:color="auto" w:val="clear"/>
+        <w:spacing w:after="120" w:before="120"/>
+        <w:jc w:val="center"/>
+      </w:pPr>
+      <w:r>
+        <w:rPr>
+          <w:rFonts w:ascii="Cambria Math" w:cs="Cambria Math" w:eastAsia="Cambria Math" w:hAnsi="Cambria Math"/>
+          <w:i/>
+          <w:iCs/>
+          <w:sz w:val="24"/>
+          <w:szCs w:val="24"/>
+        </w:rPr>
+        <w:t xml:space="preserve">dL/dx ≈ [ L(x + h) − L(x) ] / h        (for very small h, e.g. h = 1e-5)</w:t>
+      </w:r>
+    </w:p>
+    <w:p>
+      <w:pPr>
+        <w:spacing w:after="150"/>
+      </w:pPr>
+      <w:r>
+        <w:t xml:space="preserve">This is slow — computing it for every parameter means rerunning the entire forward pass once per parameter — which is exactly why it isn't used for training itself. But because it's a direct, brute-force reading of "how much does the output move when I nudge this one input," it's a reliable, independent check that the fast analytical gradient produced by backpropagation is actually correct.</w:t>
+      </w:r>
+    </w:p>
+    <w:p>
+      <w:pPr>
+        <w:pStyle w:val="Heading2"/>
+        <w:spacing w:after="150" w:before="300"/>
+      </w:pPr>
+      <w:bookmarkStart w:name="bm53_worked_example_comparing_analytical_and_" w:id="53"/>
+      <w:r>
+        <w:t xml:space="preserve">Worked Example — Comparing Analytical and Numerical Gradients</w:t>
+      </w:r>
+      <w:bookmarkEnd w:id="53"/>
+    </w:p>
+    <w:p>
+      <w:pPr>
+        <w:spacing w:after="150"/>
+      </w:pPr>
+      <w:r>
+        <w:t xml:space="preserve">Take a tiny computational graph: f(x) = x². The analytical derivative from calculus is df/dx = 2x. At x = 3:</w:t>
+      </w:r>
+    </w:p>
+    <w:p>
+      <w:pPr>
+        <w:pBdr>
+          <w:top w:val="single" w:color="CCCCCC" w:sz="4"/>
+          <w:left w:val="single" w:color="CCCCCC" w:sz="4"/>
+          <w:bottom w:val="single" w:color="CCCCCC" w:sz="4"/>
+          <w:right w:val="single" w:color="CCCCCC" w:sz="4"/>
+        </w:pBdr>
+        <w:shd w:fill="F2F2F2" w:color="auto" w:val="clear"/>
+        <w:spacing w:after="120" w:before="120"/>
+        <w:jc w:val="center"/>
+      </w:pPr>
+      <w:r>
+        <w:rPr>
+          <w:rFonts w:ascii="Cambria Math" w:cs="Cambria Math" w:eastAsia="Cambria Math" w:hAnsi="Cambria Math"/>
+          <w:i/>
+          <w:iCs/>
+          <w:sz w:val="24"/>
+          <w:szCs w:val="24"/>
+        </w:rPr>
+        <w:t xml:space="preserve">Analytical:  df/dx = 2x = 2(3) = 6</w:t>
+      </w:r>
+    </w:p>
+    <w:p>
+      <w:pPr>
+        <w:spacing w:after="150"/>
+      </w:pPr>
+      <w:r>
+        <w:t xml:space="preserve">Now check it numerically with h = 0.001:</w:t>
+      </w:r>
+    </w:p>
+    <w:p>
+      <w:pPr>
+        <w:pBdr>
+          <w:top w:val="single" w:color="CCCCCC" w:sz="4"/>
+          <w:left w:val="single" w:color="CCCCCC" w:sz="4"/>
+          <w:right w:val="single" w:color="CCCCCC" w:sz="4"/>
+        </w:pBdr>
+        <w:shd w:fill="F2F2F2" w:color="auto" w:val="clear"/>
+        <w:spacing w:after="40" w:before="120"/>
+        <w:jc w:val="center"/>
+      </w:pPr>
+      <w:r>
+        <w:rPr>
+          <w:rFonts w:ascii="Cambria Math" w:cs="Cambria Math" w:eastAsia="Cambria Math" w:hAnsi="Cambria Math"/>
+          <w:i/>
+          <w:iCs/>
+          <w:sz w:val="24"/>
+          <w:szCs w:val="24"/>
+        </w:rPr>
+        <w:t xml:space="preserve">f(3) = 9</w:t>
+      </w:r>
+    </w:p>
+    <w:p>
+      <w:pPr>
+        <w:pBdr>
+          <w:left w:val="single" w:color="CCCCCC" w:sz="4"/>
+          <w:right w:val="single" w:color="CCCCCC" w:sz="4"/>
+        </w:pBdr>
+        <w:shd w:fill="F2F2F2" w:color="auto" w:val="clear"/>
+        <w:spacing w:after="40" w:before="0"/>
+        <w:jc w:val="center"/>
+      </w:pPr>
+      <w:r>
+        <w:rPr>
+          <w:rFonts w:ascii="Cambria Math" w:cs="Cambria Math" w:eastAsia="Cambria Math" w:hAnsi="Cambria Math"/>
+          <w:i/>
+          <w:iCs/>
+          <w:sz w:val="24"/>
+          <w:szCs w:val="24"/>
+        </w:rPr>
+        <w:t xml:space="preserve">f(3.001) = 9.006001</w:t>
+      </w:r>
+    </w:p>
+    <w:p>
+      <w:pPr>
+        <w:pBdr>
+          <w:left w:val="single" w:color="CCCCCC" w:sz="4"/>
+          <w:bottom w:val="single" w:color="CCCCCC" w:sz="4"/>
+          <w:right w:val="single" w:color="CCCCCC" w:sz="4"/>
+        </w:pBdr>
+        <w:shd w:fill="F2F2F2" w:color="auto" w:val="clear"/>
+        <w:spacing w:after="120" w:before="0"/>
+        <w:jc w:val="center"/>
+      </w:pPr>
+      <w:r>
+        <w:rPr>
+          <w:rFonts w:ascii="Cambria Math" w:cs="Cambria Math" w:eastAsia="Cambria Math" w:hAnsi="Cambria Math"/>
+          <w:i/>
+          <w:iCs/>
+          <w:sz w:val="24"/>
+          <w:szCs w:val="24"/>
+        </w:rPr>
+        <w:t xml:space="preserve">df/dx ≈ (9.006001 − 9) / 0.001 = 6.001</w:t>
+      </w:r>
+    </w:p>
+    <w:p>
+      <w:pPr>
+        <w:spacing w:after="150"/>
+      </w:pPr>
+      <w:r>
+        <w:t xml:space="preserve">6.001 ≈ 6 — the numerical estimate matches the analytical derivative closely (the tiny discrepancy is expected floating-point/step-size error). If the two disagreed by a lot, that would signal a bug in the backpropagation code, not in the numerical check.</w:t>
+      </w:r>
+    </w:p>
+    <w:p>
+      <w:pPr>
+        <w:pStyle w:val="Heading2"/>
+        <w:spacing w:after="150" w:before="300"/>
+      </w:pPr>
+      <w:bookmarkStart w:name="bm54_local_derivatives_and_the_chain_rule" w:id="54"/>
+      <w:r>
+        <w:t xml:space="preserve">Local Derivatives and the Chain Rule</w:t>
+      </w:r>
+      <w:bookmarkEnd w:id="54"/>
+    </w:p>
+    <w:p>
+      <w:pPr>
+        <w:spacing w:after="150"/>
+      </w:pPr>
+      <w:r>
+        <w:t xml:space="preserve">A large computational graph is really just a chain (or web) of small, simple operations. Backpropagation never has to reason about the whole graph at once — every node only needs to know its own local derivative: how its own output changes with respect to its own inputs, ignoring everything else in the graph. The chain rule is what stitches these local derivatives together into a global answer:</w:t>
+      </w:r>
+    </w:p>
+    <w:p>
+      <w:pPr>
+        <w:pBdr>
+          <w:top w:val="single" w:color="CCCCCC" w:sz="4"/>
+          <w:left w:val="single" w:color="CCCCCC" w:sz="4"/>
+          <w:bottom w:val="single" w:color="CCCCCC" w:sz="4"/>
+          <w:right w:val="single" w:color="CCCCCC" w:sz="4"/>
+        </w:pBdr>
+        <w:shd w:fill="F2F2F2" w:color="auto" w:val="clear"/>
+        <w:spacing w:after="120" w:before="120"/>
+        <w:jc w:val="center"/>
+      </w:pPr>
+      <w:r>
+        <w:rPr>
+          <w:rFonts w:ascii="Cambria Math" w:cs="Cambria Math" w:eastAsia="Cambria Math" w:hAnsi="Cambria Math"/>
+          <w:i/>
+          <w:iCs/>
+          <w:sz w:val="24"/>
+          <w:szCs w:val="24"/>
+        </w:rPr>
+        <w:t xml:space="preserve">dz/dx = dz/dy · dy/dx</w:t>
+      </w:r>
+    </w:p>
+    <w:p>
+      <w:pPr>
+        <w:spacing w:after="150"/>
+      </w:pPr>
+      <w:r>
+        <w:t xml:space="preserve">If z depends on y, and y depends on x, then the effect of x on z is the effect of x on y (the local derivative dy/dx) multiplied by the effect of y on z (the local derivative dz/dy). Backpropagation applies exactly this, one node at a time, walking backward from the loss to every parameter — multiplying local derivatives together along the path.</w:t>
+      </w:r>
+    </w:p>
+    <w:p>
+      <w:pPr>
+        <w:pStyle w:val="Heading2"/>
+        <w:spacing w:after="150" w:before="300"/>
+      </w:pPr>
+      <w:bookmarkStart w:name="bm55_worked_example_chaining_local_derivative" w:id="55"/>
+      <w:r>
+        <w:t xml:space="preserve">Worked Example — Chaining Local Derivatives</w:t>
+      </w:r>
+      <w:bookmarkEnd w:id="55"/>
+    </w:p>
+    <w:p>
+      <w:pPr>
+        <w:spacing w:after="150"/>
+      </w:pPr>
+      <w:r>
+        <w:t xml:space="preserve">Let y = 3x and z = y². Find dz/dx at x = 2 using local derivatives and the chain rule.</w:t>
+      </w:r>
+    </w:p>
+    <w:p>
+      <w:pPr>
+        <w:pBdr>
+          <w:top w:val="single" w:color="CCCCCC" w:sz="4"/>
+          <w:left w:val="single" w:color="CCCCCC" w:sz="4"/>
+          <w:right w:val="single" w:color="CCCCCC" w:sz="4"/>
+        </w:pBdr>
+        <w:shd w:fill="F2F2F2" w:color="auto" w:val="clear"/>
+        <w:spacing w:after="40" w:before="120"/>
+        <w:jc w:val="center"/>
+      </w:pPr>
+      <w:r>
+        <w:rPr>
+          <w:rFonts w:ascii="Cambria Math" w:cs="Cambria Math" w:eastAsia="Cambria Math" w:hAnsi="Cambria Math"/>
+          <w:i/>
+          <w:iCs/>
+          <w:sz w:val="24"/>
+          <w:szCs w:val="24"/>
+        </w:rPr>
+        <w:t xml:space="preserve">Local derivative:  dy/dx = 3</w:t>
+      </w:r>
+    </w:p>
+    <w:p>
+      <w:pPr>
+        <w:pBdr>
+          <w:left w:val="single" w:color="CCCCCC" w:sz="4"/>
+          <w:right w:val="single" w:color="CCCCCC" w:sz="4"/>
+        </w:pBdr>
+        <w:shd w:fill="F2F2F2" w:color="auto" w:val="clear"/>
+        <w:spacing w:after="40" w:before="0"/>
+        <w:jc w:val="center"/>
+      </w:pPr>
+      <w:r>
+        <w:rPr>
+          <w:rFonts w:ascii="Cambria Math" w:cs="Cambria Math" w:eastAsia="Cambria Math" w:hAnsi="Cambria Math"/>
+          <w:i/>
+          <w:iCs/>
+          <w:sz w:val="24"/>
+          <w:szCs w:val="24"/>
+        </w:rPr>
+        <w:t xml:space="preserve">Local derivative:  dz/dy = 2y</w:t>
+      </w:r>
+    </w:p>
+    <w:p>
+      <w:pPr>
+        <w:pBdr>
+          <w:left w:val="single" w:color="CCCCCC" w:sz="4"/>
+          <w:right w:val="single" w:color="CCCCCC" w:sz="4"/>
+        </w:pBdr>
+        <w:shd w:fill="F2F2F2" w:color="auto" w:val="clear"/>
+        <w:spacing w:after="40" w:before="0"/>
+        <w:jc w:val="center"/>
+      </w:pPr>
+      <w:r>
+        <w:rPr>
+          <w:rFonts w:ascii="Cambria Math" w:cs="Cambria Math" w:eastAsia="Cambria Math" w:hAnsi="Cambria Math"/>
+          <w:i/>
+          <w:iCs/>
+          <w:sz w:val="24"/>
+          <w:szCs w:val="24"/>
+        </w:rPr>
+        <w:t xml:space="preserve">At x = 2:  y = 3(2) = 6,  so  dz/dy = 2(6) = 12</w:t>
+      </w:r>
+    </w:p>
+    <w:p>
+      <w:pPr>
+        <w:pBdr>
+          <w:left w:val="single" w:color="CCCCCC" w:sz="4"/>
+          <w:bottom w:val="single" w:color="CCCCCC" w:sz="4"/>
+          <w:right w:val="single" w:color="CCCCCC" w:sz="4"/>
+        </w:pBdr>
+        <w:shd w:fill="F2F2F2" w:color="auto" w:val="clear"/>
+        <w:spacing w:after="120" w:before="0"/>
+        <w:jc w:val="center"/>
+      </w:pPr>
+      <w:r>
+        <w:rPr>
+          <w:rFonts w:ascii="Cambria Math" w:cs="Cambria Math" w:eastAsia="Cambria Math" w:hAnsi="Cambria Math"/>
+          <w:i/>
+          <w:iCs/>
+          <w:sz w:val="24"/>
+          <w:szCs w:val="24"/>
+        </w:rPr>
+        <w:t xml:space="preserve">Chain rule:  dz/dx = dz/dy · dy/dx = 12 × 3 = 36</w:t>
+      </w:r>
+    </w:p>
+    <w:p>
+      <w:pPr>
+        <w:spacing w:after="150"/>
+      </w:pPr>
+      <w:r>
+        <w:t xml:space="preserve">Check directly: z = (3x)² = 9x², so dz/dx = 18x = 18(2) = 36. Matches — the chain rule, applied one local derivative at a time, gives the same answer as differentiating the whole expression at once. This is exactly the mechanism backpropagation runs, just repeated over thousands or millions of nodes instead of two.</w:t>
+      </w:r>
+    </w:p>
+    <w:p>
+      <w:pPr>
+        <w:pStyle w:val="Heading2"/>
+        <w:spacing w:after="150" w:before="300"/>
+      </w:pPr>
+      <w:bookmarkStart w:name="bm56_loss_minimization_and_why_we_follow_the_" w:id="56"/>
+      <w:r>
+        <w:t xml:space="preserve">Loss, Minimization, and Why We Follow the Gradient</w:t>
+      </w:r>
+      <w:bookmarkEnd w:id="56"/>
+    </w:p>
+    <w:p>
+      <w:pPr>
+        <w:spacing w:after="150"/>
+      </w:pPr>
+      <w:r>
+        <w:t xml:space="preserve">Loss measures how well the network is currently performing — a high loss means its predictions are far from the targets; a low loss means predictions are close to targets. The entire point of training is to minimize the loss, because a low loss is, by construction, what "the prediction matches the target" looks like numerically.</w:t>
+      </w:r>
     </w:p>
     <w:p>
       <w:pPr>
@@ -5587,7 +6123,7 @@
         <w:spacing w:after="60"/>
       </w:pPr>
       <w:r>
-        <w:t xml:space="preserve">Input image: 28 × 28 × 1</w:t>
+        <w:t xml:space="preserve">Gradient descent follows the gradient information at the current point — the local slope of the loss with respect to every parameter.</w:t>
       </w:r>
     </w:p>
     <w:p>
@@ -5600,7 +6136,7 @@
         <w:spacing w:after="60"/>
       </w:pPr>
       <w:r>
-        <w:t xml:space="preserve">Apply 16 filters of size 3 × 3</w:t>
+        <w:t xml:space="preserve">Each step moves the parameters slightly against that gradient (downhill), which is arranged so that the loss decreases.</w:t>
       </w:r>
     </w:p>
     <w:p>
@@ -5613,15 +6149,15 @@
         <w:spacing w:after="60"/>
       </w:pPr>
       <w:r>
-        <w:t xml:space="preserve">Output: 26 × 26 × 16 feature maps</w:t>
-      </w:r>
-    </w:p>
-    <w:p>
-      <w:pPr>
-        <w:spacing w:after="150"/>
-      </w:pPr>
-      <w:r>
-        <w:t xml:space="preserve">Each of the 16 filters learns to detect a different visual pattern — e.g. horizontal edges, vertical edges, or specific textures — and these feature maps then feed into further convolution and pooling layers.</w:t>
+        <w:t xml:space="preserve">As the loss keeps decreasing, the network's behavior converges toward what it's actually meant to do — producing outputs that match the targets it was trained on.</w:t>
+      </w:r>
+    </w:p>
+    <w:p>
+      <w:pPr>
+        <w:spacing w:after="150"/>
+      </w:pPr>
+      <w:r>
+        <w:t xml:space="preserve">In short: minimizing loss and "the network doing what it's supposed to" are the same statement, just viewed from two different angles — one numerical (a small number), one behavioral (correct predictions).</w:t>
       </w:r>
     </w:p>
     <w:p>
@@ -5629,11 +6165,38 @@
         <w:pStyle w:val="Heading2"/>
         <w:spacing w:after="150" w:before="300"/>
       </w:pPr>
-      <w:bookmarkStart w:name="bm53_advantages_over_a_plain_mlp" w:id="53"/>
-      <w:r>
-        <w:t xml:space="preserve">Advantages Over a Plain MLP</w:t>
-      </w:r>
-      <w:bookmarkEnd w:id="53"/>
+      <w:bookmarkStart w:name="bm57_scale_billions_and_trillions_of_paramete" w:id="57"/>
+      <w:r>
+        <w:t xml:space="preserve">Scale: Billions and Trillions of Parameters</w:t>
+      </w:r>
+      <w:bookmarkEnd w:id="57"/>
+    </w:p>
+    <w:p>
+      <w:pPr>
+        <w:spacing w:after="150"/>
+      </w:pPr>
+      <w:r>
+        <w:t xml:space="preserve">Everything above — a local derivative here, a chain-rule multiplication there — scales up unchanged from a two-node toy example to networks with billions or trillions of parameters. Modern large language models are sometimes described informally as a massive block of interconnected computational units, loosely analogous to biological neural tissue in the sheer density of connections — though the analogy is loose: an artificial "weight" is a single scalar number, not a biological synapse with its own chemistry, and the network has no analog of a neuron's all-or-nothing firing threshold in the way biological neurons do.</w:t>
+      </w:r>
+    </w:p>
+    <w:p>
+      <w:pPr>
+        <w:pStyle w:val="Heading2"/>
+        <w:spacing w:after="150" w:before="300"/>
+      </w:pPr>
+      <w:bookmarkStart w:name="bm58_what_is_a_single_parameter_" w:id="58"/>
+      <w:r>
+        <w:t xml:space="preserve">What Is a Single Parameter?</w:t>
+      </w:r>
+      <w:bookmarkEnd w:id="58"/>
+    </w:p>
+    <w:p>
+      <w:pPr>
+        <w:spacing w:after="150"/>
+      </w:pPr>
+      <w:r>
+        <w:t xml:space="preserve">Zooming all the way in: a single parameter is just one learnable number — either one weight (the strength of one connection between two neurons) or one bias (one neuron's individual offset). It is:</w:t>
+      </w:r>
     </w:p>
     <w:p>
       <w:pPr>
@@ -5645,7 +6208,7 @@
         <w:spacing w:after="60"/>
       </w:pPr>
       <w:r>
-        <w:t xml:space="preserve">Far fewer parameters (a 3×3 filter is shared across the whole image, not a unique weight per pixel pair)</w:t>
+        <w:t xml:space="preserve">A single scalar value, stored as one entry in a weight matrix or bias vector.</w:t>
       </w:r>
     </w:p>
     <w:p>
@@ -5658,7 +6221,7 @@
         <w:spacing w:after="60"/>
       </w:pPr>
       <w:r>
-        <w:t xml:space="preserve">Preserves spatial structure (nearby pixels stay spatially related through the network)</w:t>
+        <w:t xml:space="preserve">Adjusted independently by gradient descent, based on its own partial derivative of the loss (∂L/∂w for that specific weight).</w:t>
       </w:r>
     </w:p>
     <w:p>
@@ -5671,8 +6234,358 @@
         <w:spacing w:after="60"/>
       </w:pPr>
       <w:r>
-        <w:t xml:space="preserve">Better generalization for image recognition</w:t>
-      </w:r>
+        <w:t xml:space="preserve">The smallest unit of "knowledge" the network has — a trained model's entire behavior is nothing more than the specific numeric values sitting in these billions of individual slots.</w:t>
+      </w:r>
+    </w:p>
+    <w:p>
+      <w:pPr>
+        <w:spacing w:after="150"/>
+      </w:pPr>
+      <w:r>
+        <w:t xml:space="preserve">A network with "13 billion parameters" simply means there are 13 billion of these individual numbers, each nudged a tiny amount at every training step by exactly the mechanism described in this section: a local derivative, chained backward via backpropagation, scaled and applied by gradient descent.</w:t>
+      </w:r>
+    </w:p>
+    <w:p>
+      <w:pPr>
+        <w:pageBreakBefore/>
+      </w:pPr>
+    </w:p>
+    <w:p>
+      <w:pPr>
+        <w:pStyle w:val="Heading1"/>
+        <w:spacing w:after="200" w:before="400"/>
+      </w:pPr>
+      <w:bookmarkStart w:name="bm59_24_interview_questions_gradient_backprop" w:id="59"/>
+      <w:r>
+        <w:t xml:space="preserve">24. Interview Questions — Gradient &amp; Backpropagation (Technical &amp; Tricky)</w:t>
+      </w:r>
+      <w:bookmarkEnd w:id="59"/>
+    </w:p>
+    <w:p>
+      <w:pPr>
+        <w:spacing w:after="150"/>
+      </w:pPr>
+      <w:r>
+        <w:t xml:space="preserve">A focused set of questions specifically on gradients, backpropagation, and numerical gradient checking — including a few that are designed to catch a shaky understanding rather than memorized definitions.</w:t>
+      </w:r>
+    </w:p>
+    <w:p>
+      <w:pPr>
+        <w:spacing w:after="80" w:before="200"/>
+      </w:pPr>
+      <w:r>
+        <w:rPr>
+          <w:b/>
+          <w:bCs/>
+        </w:rPr>
+        <w:t xml:space="preserve">Q1. What is dL/dL, and why does backpropagation need it?</w:t>
+      </w:r>
+    </w:p>
+    <w:p>
+      <w:pPr>
+        <w:spacing w:after="150"/>
+      </w:pPr>
+      <w:r>
+        <w:t xml:space="preserve">dL/dL = 1, always — nudging L by h changes L by exactly h. It's the seed value backpropagation starts from at the output node; every other gradient in the graph is a product of local derivatives chained back from this seed. If this seed were anything other than 1, every gradient computed downstream would be scaled by the wrong factor.</w:t>
+      </w:r>
+    </w:p>
+    <w:p>
+      <w:pPr>
+        <w:spacing w:after="80" w:before="200"/>
+      </w:pPr>
+      <w:r>
+        <w:rPr>
+          <w:b/>
+          <w:bCs/>
+        </w:rPr>
+        <w:t xml:space="preserve">Q2. What is a numerical gradient, and how is it computed?</w:t>
+      </w:r>
+    </w:p>
+    <w:p>
+      <w:pPr>
+        <w:spacing w:after="150"/>
+      </w:pPr>
+      <w:r>
+        <w:t xml:space="preserve">It's a finite-difference estimate of a derivative: nudge one input by a tiny h and measure how much the output changes, dL/dx ≈ [L(x+h) − L(x)] / h. It directly answers 'if I change this by a small amount, how much does the output move?' without needing any calculus rules.</w:t>
+      </w:r>
+    </w:p>
+    <w:p>
+      <w:pPr>
+        <w:spacing w:after="80" w:before="200"/>
+      </w:pPr>
+      <w:r>
+        <w:rPr>
+          <w:b/>
+          <w:bCs/>
+        </w:rPr>
+        <w:t xml:space="preserve">Q3. Why don't we just train networks using numerical gradients instead of backpropagation?</w:t>
+      </w:r>
+    </w:p>
+    <w:p>
+      <w:pPr>
+        <w:spacing w:after="150"/>
+      </w:pPr>
+      <w:r>
+        <w:t xml:space="preserve">Because a numerical gradient requires one full forward pass per parameter — for a network with millions or billions of parameters, that means millions or billions of forward passes just to get one gradient update. Backpropagation computes the exact gradient for every parameter in roughly the cost of a single forward and backward pass, which is the only reason training large networks is computationally feasible.</w:t>
+      </w:r>
+    </w:p>
+    <w:p>
+      <w:pPr>
+        <w:spacing w:after="80" w:before="200"/>
+      </w:pPr>
+      <w:r>
+        <w:rPr>
+          <w:b/>
+          <w:bCs/>
+        </w:rPr>
+        <w:t xml:space="preserve">Q4. What is a gradient check, and when would you use one?</w:t>
+      </w:r>
+    </w:p>
+    <w:p>
+      <w:pPr>
+        <w:spacing w:after="150"/>
+      </w:pPr>
+      <w:r>
+        <w:t xml:space="preserve">A gradient check compares the analytical gradient (computed via backpropagation) against a numerical gradient (via finite differences) on a small subset of parameters. It's used to verify a backpropagation implementation is correct — if the two disagree by more than expected floating-point error, there's a bug in the backward pass, not in the calculus.</w:t>
+      </w:r>
+    </w:p>
+    <w:p>
+      <w:pPr>
+        <w:spacing w:after="80" w:before="200"/>
+      </w:pPr>
+      <w:r>
+        <w:rPr>
+          <w:b/>
+          <w:bCs/>
+        </w:rPr>
+        <w:t xml:space="preserve">Q5. Explain the chain rule as used in backpropagation, in your own words.</w:t>
+      </w:r>
+    </w:p>
+    <w:p>
+      <w:pPr>
+        <w:spacing w:after="150"/>
+      </w:pPr>
+      <w:r>
+        <w:t xml:space="preserve">If z depends on y and y depends on x, then dz/dx = (dz/dy)·(dy/dx) — the total effect of x on z is the product of the two local effects along the path. Backpropagation applies this repeatedly and automatically: each node in the computational graph only ever needs to know its own local derivative, and the chain rule multiplies these local derivatives together along the path from the loss back to any given parameter.</w:t>
+      </w:r>
+    </w:p>
+    <w:p>
+      <w:pPr>
+        <w:spacing w:after="80" w:before="200"/>
+      </w:pPr>
+      <w:r>
+        <w:rPr>
+          <w:b/>
+          <w:bCs/>
+        </w:rPr>
+        <w:t xml:space="preserve">Q6. What is a 'local derivative,' and why is that framing useful for implementing backpropagation?</w:t>
+      </w:r>
+    </w:p>
+    <w:p>
+      <w:pPr>
+        <w:spacing w:after="150"/>
+      </w:pPr>
+      <w:r>
+        <w:t xml:space="preserve">A local derivative is how a single operation's output changes with respect to its own direct inputs, considered in isolation from the rest of the graph (e.g. for z = x·y, the local derivatives are dz/dx = y and dz/dy = x). Framing it this way is useful because it means every operation (add, multiply, sigmoid, etc.) only needs to define its own simple local derivative once; the chain rule handles composing arbitrarily many of them into a full network gradient, which is exactly how autodiff frameworks like PyTorch's autograd are built internally.</w:t>
+      </w:r>
+    </w:p>
+    <w:p>
+      <w:pPr>
+        <w:spacing w:after="80" w:before="200"/>
+      </w:pPr>
+      <w:r>
+        <w:rPr>
+          <w:b/>
+          <w:bCs/>
+        </w:rPr>
+        <w:t xml:space="preserve">Q7. Tricky: if the same value is used as input to two different downstream operations, how does backpropagation combine the two gradients flowing back into it?</w:t>
+      </w:r>
+    </w:p>
+    <w:p>
+      <w:pPr>
+        <w:spacing w:after="150"/>
+      </w:pPr>
+      <w:r>
+        <w:t xml:space="preserve">The gradients are summed, not averaged or overwritten. This follows directly from the multivariable chain rule — when a variable affects the loss through two separate paths, the total derivative is the sum of the derivatives along each path. Forgetting to accumulate (sum) gradients at a branching/reused node is a classic backpropagation implementation bug.</w:t>
+      </w:r>
+    </w:p>
+    <w:p>
+      <w:pPr>
+        <w:spacing w:after="80" w:before="200"/>
+      </w:pPr>
+      <w:r>
+        <w:rPr>
+          <w:b/>
+          <w:bCs/>
+        </w:rPr>
+        <w:t xml:space="preserve">Q8. Tricky: what's the difference between the gradient being zero and the loss being zero?</w:t>
+      </w:r>
+    </w:p>
+    <w:p>
+      <w:pPr>
+        <w:spacing w:after="150"/>
+      </w:pPr>
+      <w:r>
+        <w:t xml:space="preserve">Loss = 0 means predictions exactly match targets — training is done. Gradient = 0 means the loss is at a flat point with respect to the parameters, which could be a true minimum, but could just as easily be a saddle point or a poor local minimum/plateau where the loss is still high. A network can get 'stuck' with a near-zero gradient while its loss is still far from zero, which is precisely why optimizers add tricks like momentum to escape flat regions.</w:t>
+      </w:r>
+    </w:p>
+    <w:p>
+      <w:pPr>
+        <w:spacing w:after="80" w:before="200"/>
+      </w:pPr>
+      <w:r>
+        <w:rPr>
+          <w:b/>
+          <w:bCs/>
+        </w:rPr>
+        <w:t xml:space="preserve">Q9. Why is backpropagation described as being computed 'backwards,' and what would go wrong if you tried to compute all the gradients forwards instead?</w:t>
+      </w:r>
+    </w:p>
+    <w:p>
+      <w:pPr>
+        <w:spacing w:after="150"/>
+      </w:pPr>
+      <w:r>
+        <w:t xml:space="preserve">Backprop starts at the loss (where the local derivative — dL/dL — is trivially 1) and multiplies local derivatives layer by layer back toward the inputs, reusing every intermediate result exactly once. Attempting to compute gradients forward from the inputs would require, for each parameter, tracking its effect through every subsequent operation independently — recomputing largely the same downstream chain over and over for every single parameter, which loses the shared-computation efficiency that makes backprop cheap in the first place.</w:t>
+      </w:r>
+    </w:p>
+    <w:p>
+      <w:pPr>
+        <w:spacing w:after="80" w:before="200"/>
+      </w:pPr>
+      <w:r>
+        <w:rPr>
+          <w:b/>
+          <w:bCs/>
+        </w:rPr>
+        <w:t xml:space="preserve">Q10. Tricky: why does the choice of step size h matter in a numerical gradient check, and what happens at the extremes?</w:t>
+      </w:r>
+    </w:p>
+    <w:p>
+      <w:pPr>
+        <w:spacing w:after="150"/>
+      </w:pPr>
+      <w:r>
+        <w:t xml:space="preserve">Too large an h and the finite-difference estimate stops approximating the true (infinitesimal) derivative — it starts measuring the average slope over a big, possibly curved interval instead of the slope at a point. Too small an h and floating-point rounding error in computing L(x+h) − L(x) (a subtraction of two nearly identical numbers) dominates the result, making the estimate noisy or meaningless. Gradient checks typically use a small but not tiny h (commonly around 1e-5 to 1e-7 in double precision) to balance these two error sources.</w:t>
+      </w:r>
+    </w:p>
+    <w:p>
+      <w:pPr>
+        <w:spacing w:after="80" w:before="200"/>
+      </w:pPr>
+      <w:r>
+        <w:rPr>
+          <w:b/>
+          <w:bCs/>
+        </w:rPr>
+        <w:t xml:space="preserve">Q11. What does it mean, mechanically, for a network to have 'billions of parameters'? What is a single parameter?</w:t>
+      </w:r>
+    </w:p>
+    <w:p>
+      <w:pPr>
+        <w:spacing w:after="150"/>
+      </w:pPr>
+      <w:r>
+        <w:t xml:space="preserve">A single parameter is one learnable scalar number — one weight (the strength of one connection) or one bias (one neuron's individual offset) — stored as one entry in a weight matrix or bias vector, adjusted independently at every training step by its own partial derivative of the loss. 'Billions of parameters' simply means billions of these individual numbers; the model's entire learned behavior is nothing more than the specific values sitting in all of these slots.</w:t>
+      </w:r>
+    </w:p>
+    <w:p>
+      <w:pPr>
+        <w:spacing w:after="80" w:before="200"/>
+      </w:pPr>
+      <w:r>
+        <w:rPr>
+          <w:b/>
+          <w:bCs/>
+        </w:rPr>
+        <w:t xml:space="preserve">Q12. Tricky: is the loose analogy of a large neural network to 'biological neural tissue' technically accurate?</w:t>
+      </w:r>
+    </w:p>
+    <w:p>
+      <w:pPr>
+        <w:spacing w:after="150"/>
+      </w:pPr>
+      <w:r>
+        <w:t xml:space="preserve">Only loosely, and mostly at the level of scale and density of connections. A biological synapse has its own chemistry, timing dynamics, and plasticity rules, and biological neurons fire in an all-or-nothing, temporally dynamic way — none of which an artificial weight (a single static scalar multiplied and summed) or artificial activation (a single number computed instantaneously in one forward pass) actually captures. Treat the phrase as a size/complexity metaphor, not a claim of mechanistic similarity.</w:t>
+      </w:r>
+    </w:p>
+    <w:p>
+      <w:pPr>
+        <w:pStyle w:val="Heading1"/>
+        <w:spacing w:after="200" w:before="400"/>
+      </w:pPr>
+      <w:bookmarkStart w:name="bm60_25_learning_means_finding_the_right_weig" w:id="60"/>
+      <w:r>
+        <w:t xml:space="preserve">25. Learning Means Finding the Right Weights and Biases</w:t>
+      </w:r>
+      <w:bookmarkEnd w:id="60"/>
+    </w:p>
+    <w:p>
+      <w:pPr>
+        <w:shd w:fill="EDEDED" w:color="auto" w:val="clear"/>
+        <w:spacing w:after="200" w:before="100"/>
+      </w:pPr>
+      <w:r>
+        <w:rPr>
+          <w:rFonts w:ascii="Consolas" w:cs="Consolas" w:eastAsia="Consolas" w:hAnsi="Consolas"/>
+          <w:sz w:val="20"/>
+          <w:szCs w:val="20"/>
+        </w:rPr>
+        <w:t xml:space="preserve">Before training:  random weights  →  poor / near-random predictions
+After training:   optimized weights  →  accurate predictions</w:t>
+      </w:r>
+    </w:p>
+    <w:p>
+      <w:pPr>
+        <w:spacing w:after="150"/>
+      </w:pPr>
+      <w:r>
+        <w:t xml:space="preserve">All of the network's "knowledge" is encoded purely in its weights and biases — nothing else is stored. This is why a trained model can be saved, shared, and reused simply by saving those numbers (its "checkpoint").</w:t>
+      </w:r>
+    </w:p>
+    <w:p>
+      <w:pPr>
+        <w:pStyle w:val="Heading1"/>
+        <w:spacing w:after="200" w:before="400"/>
+      </w:pPr>
+      <w:bookmarkStart w:name="bm61_26_convolutional_neural_networks_cnn_" w:id="61"/>
+      <w:r>
+        <w:t xml:space="preserve">26. Convolutional Neural Networks (CNN)</w:t>
+      </w:r>
+      <w:bookmarkEnd w:id="61"/>
+    </w:p>
+    <w:p>
+      <w:pPr>
+        <w:spacing w:after="150"/>
+      </w:pPr>
+      <w:r>
+        <w:t xml:space="preserve">A CNN is architecturally specialized for grid-like data such as images. Instead of connecting every pixel to every neuron (as an MLP does), it slides small filters (kernels) across the image, so each neuron only looks at a local region.</w:t>
+      </w:r>
+    </w:p>
+    <w:p>
+      <w:pPr>
+        <w:shd w:fill="EDEDED" w:color="auto" w:val="clear"/>
+        <w:spacing w:after="200" w:before="100"/>
+      </w:pPr>
+      <w:r>
+        <w:rPr>
+          <w:rFonts w:ascii="Consolas" w:cs="Consolas" w:eastAsia="Consolas" w:hAnsi="Consolas"/>
+          <w:sz w:val="20"/>
+          <w:szCs w:val="20"/>
+        </w:rPr>
+        <w:t xml:space="preserve">Image → Convolution → ReLU → Pooling → Convolution → Flatten → Fully Connected → Output</w:t>
+      </w:r>
+    </w:p>
+    <w:p>
+      <w:pPr>
+        <w:pStyle w:val="Heading2"/>
+        <w:spacing w:after="150" w:before="300"/>
+      </w:pPr>
+      <w:bookmarkStart w:name="bm62_worked_example" w:id="62"/>
+      <w:r>
+        <w:t xml:space="preserve">Worked Example</w:t>
+      </w:r>
+      <w:bookmarkEnd w:id="62"/>
     </w:p>
     <w:p>
       <w:pPr>
@@ -5684,34 +6597,7 @@
         <w:spacing w:after="60"/>
       </w:pPr>
       <w:r>
-        <w:t xml:space="preserve">Learns a hierarchy of visual features automatically</w:t>
-      </w:r>
-    </w:p>
-    <w:p>
-      <w:pPr>
-        <w:pStyle w:val="Heading1"/>
-        <w:spacing w:after="200" w:before="400"/>
-      </w:pPr>
-      <w:bookmarkStart w:name="bm54_25_long_short_term_memory_lstm_" w:id="54"/>
-      <w:r>
-        <w:t xml:space="preserve">25. Long Short-Term Memory (LSTM)</w:t>
-      </w:r>
-      <w:bookmarkEnd w:id="54"/>
-    </w:p>
-    <w:p>
-      <w:pPr>
-        <w:spacing w:after="150"/>
-      </w:pPr>
-      <w:r>
-        <w:t xml:space="preserve">An LSTM is a type of Recurrent Neural Network (RNN) built for sequential data — sentences, speech, time series, stock prices — where order and long-range dependencies matter.</w:t>
-      </w:r>
-    </w:p>
-    <w:p>
-      <w:pPr>
-        <w:spacing w:after="150"/>
-      </w:pPr>
-      <w:r>
-        <w:t xml:space="preserve">Unlike a standard feed-forward network, an LSTM carries a cell state across time steps, acting as a long-term memory channel. It is controlled by three gates:</w:t>
+        <w:t xml:space="preserve">Input image: 28 × 28 × 1</w:t>
       </w:r>
     </w:p>
     <w:p>
@@ -5724,7 +6610,7 @@
         <w:spacing w:after="60"/>
       </w:pPr>
       <w:r>
-        <w:t xml:space="preserve">Forget gate — decides what information to discard from the cell state</w:t>
+        <w:t xml:space="preserve">Apply 16 filters of size 3 × 3</w:t>
       </w:r>
     </w:p>
     <w:p>
@@ -5737,8 +6623,27 @@
         <w:spacing w:after="60"/>
       </w:pPr>
       <w:r>
-        <w:t xml:space="preserve">Input gate — decides what new information to store</w:t>
-      </w:r>
+        <w:t xml:space="preserve">Output: 26 × 26 × 16 feature maps</w:t>
+      </w:r>
+    </w:p>
+    <w:p>
+      <w:pPr>
+        <w:spacing w:after="150"/>
+      </w:pPr>
+      <w:r>
+        <w:t xml:space="preserve">Each of the 16 filters learns to detect a different visual pattern — e.g. horizontal edges, vertical edges, or specific textures — and these feature maps then feed into further convolution and pooling layers.</w:t>
+      </w:r>
+    </w:p>
+    <w:p>
+      <w:pPr>
+        <w:pStyle w:val="Heading2"/>
+        <w:spacing w:after="150" w:before="300"/>
+      </w:pPr>
+      <w:bookmarkStart w:name="bm63_advantages_over_a_plain_mlp" w:id="63"/>
+      <w:r>
+        <w:t xml:space="preserve">Advantages Over a Plain MLP</w:t>
+      </w:r>
+      <w:bookmarkEnd w:id="63"/>
     </w:p>
     <w:p>
       <w:pPr>
@@ -5750,6 +6655,111 @@
         <w:spacing w:after="60"/>
       </w:pPr>
       <w:r>
+        <w:t xml:space="preserve">Far fewer parameters (a 3×3 filter is shared across the whole image, not a unique weight per pixel pair)</w:t>
+      </w:r>
+    </w:p>
+    <w:p>
+      <w:pPr>
+        <w:pStyle w:val="ListParagraph"/>
+        <w:numPr>
+          <w:ilvl w:val="0"/>
+          <w:numId w:val="2"/>
+        </w:numPr>
+        <w:spacing w:after="60"/>
+      </w:pPr>
+      <w:r>
+        <w:t xml:space="preserve">Preserves spatial structure (nearby pixels stay spatially related through the network)</w:t>
+      </w:r>
+    </w:p>
+    <w:p>
+      <w:pPr>
+        <w:pStyle w:val="ListParagraph"/>
+        <w:numPr>
+          <w:ilvl w:val="0"/>
+          <w:numId w:val="2"/>
+        </w:numPr>
+        <w:spacing w:after="60"/>
+      </w:pPr>
+      <w:r>
+        <w:t xml:space="preserve">Better generalization for image recognition</w:t>
+      </w:r>
+    </w:p>
+    <w:p>
+      <w:pPr>
+        <w:pStyle w:val="ListParagraph"/>
+        <w:numPr>
+          <w:ilvl w:val="0"/>
+          <w:numId w:val="2"/>
+        </w:numPr>
+        <w:spacing w:after="60"/>
+      </w:pPr>
+      <w:r>
+        <w:t xml:space="preserve">Learns a hierarchy of visual features automatically</w:t>
+      </w:r>
+    </w:p>
+    <w:p>
+      <w:pPr>
+        <w:pStyle w:val="Heading1"/>
+        <w:spacing w:after="200" w:before="400"/>
+      </w:pPr>
+      <w:bookmarkStart w:name="bm64_27_long_short_term_memory_lstm_" w:id="64"/>
+      <w:r>
+        <w:t xml:space="preserve">27. Long Short-Term Memory (LSTM)</w:t>
+      </w:r>
+      <w:bookmarkEnd w:id="64"/>
+    </w:p>
+    <w:p>
+      <w:pPr>
+        <w:spacing w:after="150"/>
+      </w:pPr>
+      <w:r>
+        <w:t xml:space="preserve">An LSTM is a type of Recurrent Neural Network (RNN) built for sequential data — sentences, speech, time series, stock prices — where order and long-range dependencies matter.</w:t>
+      </w:r>
+    </w:p>
+    <w:p>
+      <w:pPr>
+        <w:spacing w:after="150"/>
+      </w:pPr>
+      <w:r>
+        <w:t xml:space="preserve">Unlike a standard feed-forward network, an LSTM carries a cell state across time steps, acting as a long-term memory channel. It is controlled by three gates:</w:t>
+      </w:r>
+    </w:p>
+    <w:p>
+      <w:pPr>
+        <w:pStyle w:val="ListParagraph"/>
+        <w:numPr>
+          <w:ilvl w:val="0"/>
+          <w:numId w:val="2"/>
+        </w:numPr>
+        <w:spacing w:after="60"/>
+      </w:pPr>
+      <w:r>
+        <w:t xml:space="preserve">Forget gate — decides what information to discard from the cell state</w:t>
+      </w:r>
+    </w:p>
+    <w:p>
+      <w:pPr>
+        <w:pStyle w:val="ListParagraph"/>
+        <w:numPr>
+          <w:ilvl w:val="0"/>
+          <w:numId w:val="2"/>
+        </w:numPr>
+        <w:spacing w:after="60"/>
+      </w:pPr>
+      <w:r>
+        <w:t xml:space="preserve">Input gate — decides what new information to store</w:t>
+      </w:r>
+    </w:p>
+    <w:p>
+      <w:pPr>
+        <w:pStyle w:val="ListParagraph"/>
+        <w:numPr>
+          <w:ilvl w:val="0"/>
+          <w:numId w:val="2"/>
+        </w:numPr>
+        <w:spacing w:after="60"/>
+      </w:pPr>
+      <w:r>
         <w:t xml:space="preserve">Output gate — decides what part of the cell state to output at this time step</w:t>
       </w:r>
     </w:p>
@@ -5766,11 +6776,11 @@
         <w:pStyle w:val="Heading2"/>
         <w:spacing w:after="150" w:before="300"/>
       </w:pPr>
-      <w:bookmarkStart w:name="bm55_example" w:id="55"/>
+      <w:bookmarkStart w:name="bm65_example" w:id="65"/>
       <w:r>
         <w:t xml:space="preserve">Example</w:t>
       </w:r>
-      <w:bookmarkEnd w:id="55"/>
+      <w:bookmarkEnd w:id="65"/>
     </w:p>
     <w:p>
       <w:pPr>
@@ -5800,11 +6810,11 @@
         <w:pStyle w:val="Heading1"/>
         <w:spacing w:after="200" w:before="400"/>
       </w:pPr>
-      <w:bookmarkStart w:name="bm56_26_key_formulas_summary" w:id="56"/>
-      <w:r>
-        <w:t xml:space="preserve">26. Key Formulas Summary</w:t>
-      </w:r>
-      <w:bookmarkEnd w:id="56"/>
+      <w:bookmarkStart w:name="bm66_28_key_formulas_summary" w:id="66"/>
+      <w:r>
+        <w:t xml:space="preserve">28. Key Formulas Summary</w:t>
+      </w:r>
+      <w:bookmarkEnd w:id="66"/>
     </w:p>
     <w:tbl>
       <w:tblPr>
@@ -6260,7 +7270,7 @@
           </w:tcPr>
           <w:p>
             <w:r>
-              <w:t xml:space="preserve">Sigmoid</w:t>
+              <w:t xml:space="preserve">Self-derivative (seed)</w:t>
             </w:r>
           </w:p>
         </w:tc>
@@ -6276,7 +7286,7 @@
           </w:tcPr>
           <w:p>
             <w:r>
-              <w:t xml:space="preserve">σ(x) = 1 / (1 + e⁻ˣ)</w:t>
+              <w:t xml:space="preserve">dL/dL = 1</w:t>
             </w:r>
           </w:p>
         </w:tc>
@@ -6294,7 +7304,7 @@
           </w:tcPr>
           <w:p>
             <w:r>
-              <w:t xml:space="preserve">Tanh</w:t>
+              <w:t xml:space="preserve">Numerical gradient</w:t>
             </w:r>
           </w:p>
         </w:tc>
@@ -6310,7 +7320,7 @@
           </w:tcPr>
           <w:p>
             <w:r>
-              <w:t xml:space="preserve">tanh(x) = (eˣ − e⁻ˣ)/(eˣ + e⁻ˣ)</w:t>
+              <w:t xml:space="preserve">dL/dx ≈ [L(x+h) − L(x)] / h</w:t>
             </w:r>
           </w:p>
         </w:tc>
@@ -6328,7 +7338,7 @@
           </w:tcPr>
           <w:p>
             <w:r>
-              <w:t xml:space="preserve">ReLU</w:t>
+              <w:t xml:space="preserve">Chain rule (local derivatives)</w:t>
             </w:r>
           </w:p>
         </w:tc>
@@ -6344,7 +7354,7 @@
           </w:tcPr>
           <w:p>
             <w:r>
-              <w:t xml:space="preserve">ReLU(x) = max(0, x)</w:t>
+              <w:t xml:space="preserve">dz/dx = (dz/dy)·(dy/dx)</w:t>
             </w:r>
           </w:p>
         </w:tc>
@@ -6362,6 +7372,108 @@
           </w:tcPr>
           <w:p>
             <w:r>
+              <w:t xml:space="preserve">Sigmoid</w:t>
+            </w:r>
+          </w:p>
+        </w:tc>
+        <w:tc>
+          <w:tcPr>
+            <w:tcW w:type="dxa" w:w="5800"/>
+            <w:tcMar>
+              <w:top w:type="dxa" w:w="60"/>
+              <w:left w:type="dxa" w:w="100"/>
+              <w:bottom w:type="dxa" w:w="60"/>
+              <w:right w:type="dxa" w:w="100"/>
+            </w:tcMar>
+          </w:tcPr>
+          <w:p>
+            <w:r>
+              <w:t xml:space="preserve">σ(x) = 1 / (1 + e⁻ˣ)</w:t>
+            </w:r>
+          </w:p>
+        </w:tc>
+      </w:tr>
+      <w:tr>
+        <w:tc>
+          <w:tcPr>
+            <w:tcW w:type="dxa" w:w="3200"/>
+            <w:tcMar>
+              <w:top w:type="dxa" w:w="60"/>
+              <w:left w:type="dxa" w:w="100"/>
+              <w:bottom w:type="dxa" w:w="60"/>
+              <w:right w:type="dxa" w:w="100"/>
+            </w:tcMar>
+          </w:tcPr>
+          <w:p>
+            <w:r>
+              <w:t xml:space="preserve">Tanh</w:t>
+            </w:r>
+          </w:p>
+        </w:tc>
+        <w:tc>
+          <w:tcPr>
+            <w:tcW w:type="dxa" w:w="5800"/>
+            <w:tcMar>
+              <w:top w:type="dxa" w:w="60"/>
+              <w:left w:type="dxa" w:w="100"/>
+              <w:bottom w:type="dxa" w:w="60"/>
+              <w:right w:type="dxa" w:w="100"/>
+            </w:tcMar>
+          </w:tcPr>
+          <w:p>
+            <w:r>
+              <w:t xml:space="preserve">tanh(x) = (eˣ − e⁻ˣ)/(eˣ + e⁻ˣ)</w:t>
+            </w:r>
+          </w:p>
+        </w:tc>
+      </w:tr>
+      <w:tr>
+        <w:tc>
+          <w:tcPr>
+            <w:tcW w:type="dxa" w:w="3200"/>
+            <w:tcMar>
+              <w:top w:type="dxa" w:w="60"/>
+              <w:left w:type="dxa" w:w="100"/>
+              <w:bottom w:type="dxa" w:w="60"/>
+              <w:right w:type="dxa" w:w="100"/>
+            </w:tcMar>
+          </w:tcPr>
+          <w:p>
+            <w:r>
+              <w:t xml:space="preserve">ReLU</w:t>
+            </w:r>
+          </w:p>
+        </w:tc>
+        <w:tc>
+          <w:tcPr>
+            <w:tcW w:type="dxa" w:w="5800"/>
+            <w:tcMar>
+              <w:top w:type="dxa" w:w="60"/>
+              <w:left w:type="dxa" w:w="100"/>
+              <w:bottom w:type="dxa" w:w="60"/>
+              <w:right w:type="dxa" w:w="100"/>
+            </w:tcMar>
+          </w:tcPr>
+          <w:p>
+            <w:r>
+              <w:t xml:space="preserve">ReLU(x) = max(0, x)</w:t>
+            </w:r>
+          </w:p>
+        </w:tc>
+      </w:tr>
+      <w:tr>
+        <w:tc>
+          <w:tcPr>
+            <w:tcW w:type="dxa" w:w="3200"/>
+            <w:tcMar>
+              <w:top w:type="dxa" w:w="60"/>
+              <w:left w:type="dxa" w:w="100"/>
+              <w:bottom w:type="dxa" w:w="60"/>
+              <w:right w:type="dxa" w:w="100"/>
+            </w:tcMar>
+          </w:tcPr>
+          <w:p>
+            <w:r>
               <w:t xml:space="preserve">Softmax</w:t>
             </w:r>
           </w:p>
@@ -6394,11 +7506,11 @@
         <w:pStyle w:val="Heading1"/>
         <w:spacing w:after="200" w:before="400"/>
       </w:pPr>
-      <w:bookmarkStart w:name="bm57_27_quick_interview_questions_answered" w:id="57"/>
-      <w:r>
-        <w:t xml:space="preserve">27. Quick Interview Questions — Answered</w:t>
-      </w:r>
-      <w:bookmarkEnd w:id="57"/>
+      <w:bookmarkStart w:name="bm67_29_quick_interview_questions_answered" w:id="67"/>
+      <w:r>
+        <w:t xml:space="preserve">29. Quick Interview Questions — Answered</w:t>
+      </w:r>
+      <w:bookmarkEnd w:id="67"/>
     </w:p>
     <w:p>
       <w:pPr>

--- a/AI Lab/Notes/03_Deep_Learning_Notes.docx
+++ b/AI Lab/Notes/03_Deep_Learning_Notes.docx
@@ -1310,6 +1310,481 @@
             <w:u w:val="single"/>
           </w:rPr>
           <w:t xml:space="preserve">29. Quick Interview Questions — Answered</w:t>
+        </w:r>
+      </w:hyperlink>
+    </w:p>
+    <w:p>
+      <w:pPr>
+        <w:spacing w:after="100"/>
+        <w:ind w:left="0"/>
+      </w:pPr>
+      <w:hyperlink w:history="1" w:anchor="bm68_30_karpathy_s_makemore_series_resources_">
+        <w:r>
+          <w:rPr>
+            <w:b/>
+            <w:bCs/>
+            <w:color w:val="1155CC"/>
+            <w:sz w:val="22"/>
+            <w:szCs w:val="22"/>
+            <w:u w:val="single"/>
+          </w:rPr>
+          <w:t xml:space="preserve">30. Karpathy's "makemore" Series — Resources &amp; Study Plan</w:t>
+        </w:r>
+      </w:hyperlink>
+    </w:p>
+    <w:p>
+      <w:pPr>
+        <w:spacing w:after="60"/>
+        <w:ind w:left="431"/>
+      </w:pPr>
+      <w:hyperlink w:history="1" w:anchor="bm69_video_1_the_bigram_model">
+        <w:r>
+          <w:rPr>
+            <w:b w:val="false"/>
+            <w:bCs w:val="false"/>
+            <w:color w:val="1155CC"/>
+            <w:sz w:val="20"/>
+            <w:szCs w:val="20"/>
+            <w:u w:val="single"/>
+          </w:rPr>
+          <w:t xml:space="preserve">Video 1 — The Bigram Model</w:t>
+        </w:r>
+      </w:hyperlink>
+    </w:p>
+    <w:p>
+      <w:pPr>
+        <w:spacing w:after="60"/>
+        <w:ind w:left="431"/>
+      </w:pPr>
+      <w:hyperlink w:history="1" w:anchor="bm70_video_2_the_mlp_model">
+        <w:r>
+          <w:rPr>
+            <w:b w:val="false"/>
+            <w:bCs w:val="false"/>
+            <w:color w:val="1155CC"/>
+            <w:sz w:val="20"/>
+            <w:szCs w:val="20"/>
+            <w:u w:val="single"/>
+          </w:rPr>
+          <w:t xml:space="preserve">Video 2 — The MLP Model</w:t>
+        </w:r>
+      </w:hyperlink>
+    </w:p>
+    <w:p>
+      <w:pPr>
+        <w:spacing w:after="60"/>
+        <w:ind w:left="431"/>
+      </w:pPr>
+      <w:hyperlink w:history="1" w:anchor="bm71_suggested_study_schedule_1_5_2_hrs_day_">
+        <w:r>
+          <w:rPr>
+            <w:b w:val="false"/>
+            <w:bCs w:val="false"/>
+            <w:color w:val="1155CC"/>
+            <w:sz w:val="20"/>
+            <w:szCs w:val="20"/>
+            <w:u w:val="single"/>
+          </w:rPr>
+          <w:t xml:space="preserve">Suggested Study Schedule (1.5–2 hrs/day)</w:t>
+        </w:r>
+      </w:hyperlink>
+    </w:p>
+    <w:p>
+      <w:pPr>
+        <w:spacing w:after="100"/>
+        <w:ind w:left="0"/>
+      </w:pPr>
+      <w:hyperlink w:history="1" w:anchor="bm72_31_bigram_language_model_makemore_part_1">
+        <w:r>
+          <w:rPr>
+            <w:b/>
+            <w:bCs/>
+            <w:color w:val="1155CC"/>
+            <w:sz w:val="22"/>
+            <w:szCs w:val="22"/>
+            <w:u w:val="single"/>
+          </w:rPr>
+          <w:t xml:space="preserve">31. Bigram Language Model (makemore Part 1)</w:t>
+        </w:r>
+      </w:hyperlink>
+    </w:p>
+    <w:p>
+      <w:pPr>
+        <w:spacing w:after="60"/>
+        <w:ind w:left="431"/>
+      </w:pPr>
+      <w:hyperlink w:history="1" w:anchor="bm73_the_dataset_and_the_special_token">
+        <w:r>
+          <w:rPr>
+            <w:b w:val="false"/>
+            <w:bCs w:val="false"/>
+            <w:color w:val="1155CC"/>
+            <w:sz w:val="20"/>
+            <w:szCs w:val="20"/>
+            <w:u w:val="single"/>
+          </w:rPr>
+          <w:t xml:space="preserve">The Dataset and the Special Token</w:t>
+        </w:r>
+      </w:hyperlink>
+    </w:p>
+    <w:p>
+      <w:pPr>
+        <w:spacing w:after="60"/>
+        <w:ind w:left="431"/>
+      </w:pPr>
+      <w:hyperlink w:history="1" w:anchor="bm74_counting_based_approach">
+        <w:r>
+          <w:rPr>
+            <w:b w:val="false"/>
+            <w:bCs w:val="false"/>
+            <w:color w:val="1155CC"/>
+            <w:sz w:val="20"/>
+            <w:szCs w:val="20"/>
+            <w:u w:val="single"/>
+          </w:rPr>
+          <w:t xml:space="preserve">Counting-Based Approach</w:t>
+        </w:r>
+      </w:hyperlink>
+    </w:p>
+    <w:p>
+      <w:pPr>
+        <w:spacing w:after="60"/>
+        <w:ind w:left="431"/>
+      </w:pPr>
+      <w:hyperlink w:history="1" w:anchor="bm75_worked_example">
+        <w:r>
+          <w:rPr>
+            <w:b w:val="false"/>
+            <w:bCs w:val="false"/>
+            <w:color w:val="1155CC"/>
+            <w:sz w:val="20"/>
+            <w:szCs w:val="20"/>
+            <w:u w:val="single"/>
+          </w:rPr>
+          <w:t xml:space="preserve">Worked Example</w:t>
+        </w:r>
+      </w:hyperlink>
+    </w:p>
+    <w:p>
+      <w:pPr>
+        <w:spacing w:after="60"/>
+        <w:ind w:left="431"/>
+      </w:pPr>
+      <w:hyperlink w:history="1" w:anchor="bm76_measuring_model_quality_likelihood">
+        <w:r>
+          <w:rPr>
+            <w:b w:val="false"/>
+            <w:bCs w:val="false"/>
+            <w:color w:val="1155CC"/>
+            <w:sz w:val="20"/>
+            <w:szCs w:val="20"/>
+            <w:u w:val="single"/>
+          </w:rPr>
+          <w:t xml:space="preserve">Measuring Model Quality: Likelihood</w:t>
+        </w:r>
+      </w:hyperlink>
+    </w:p>
+    <w:p>
+      <w:pPr>
+        <w:spacing w:after="60"/>
+        <w:ind w:left="431"/>
+      </w:pPr>
+      <w:hyperlink w:history="1" w:anchor="bm77_log_likelihood_and_negative_log_likeliho">
+        <w:r>
+          <w:rPr>
+            <w:b w:val="false"/>
+            <w:bCs w:val="false"/>
+            <w:color w:val="1155CC"/>
+            <w:sz w:val="20"/>
+            <w:szCs w:val="20"/>
+            <w:u w:val="single"/>
+          </w:rPr>
+          <w:t xml:space="preserve">Log-Likelihood and Negative Log-Likelihood (NLL)</w:t>
+        </w:r>
+      </w:hyperlink>
+    </w:p>
+    <w:p>
+      <w:pPr>
+        <w:spacing w:after="60"/>
+        <w:ind w:left="431"/>
+      </w:pPr>
+      <w:hyperlink w:history="1" w:anchor="bm78_worked_nll_example">
+        <w:r>
+          <w:rPr>
+            <w:b w:val="false"/>
+            <w:bCs w:val="false"/>
+            <w:color w:val="1155CC"/>
+            <w:sz w:val="20"/>
+            <w:szCs w:val="20"/>
+            <w:u w:val="single"/>
+          </w:rPr>
+          <w:t xml:space="preserve">Worked NLL Example</w:t>
+        </w:r>
+      </w:hyperlink>
+    </w:p>
+    <w:p>
+      <w:pPr>
+        <w:spacing w:after="60"/>
+        <w:ind w:left="431"/>
+      </w:pPr>
+      <w:hyperlink w:history="1" w:anchor="bm79_smoothing_avoiding_log_0_">
+        <w:r>
+          <w:rPr>
+            <w:b w:val="false"/>
+            <w:bCs w:val="false"/>
+            <w:color w:val="1155CC"/>
+            <w:sz w:val="20"/>
+            <w:szCs w:val="20"/>
+            <w:u w:val="single"/>
+          </w:rPr>
+          <w:t xml:space="preserve">Smoothing: Avoiding log(0)</w:t>
+        </w:r>
+      </w:hyperlink>
+    </w:p>
+    <w:p>
+      <w:pPr>
+        <w:spacing w:after="60"/>
+        <w:ind w:left="431"/>
+      </w:pPr>
+      <w:hyperlink w:history="1" w:anchor="bm80_the_same_model_reframed_as_a_neural_netw">
+        <w:r>
+          <w:rPr>
+            <w:b w:val="false"/>
+            <w:bCs w:val="false"/>
+            <w:color w:val="1155CC"/>
+            <w:sz w:val="20"/>
+            <w:szCs w:val="20"/>
+            <w:u w:val="single"/>
+          </w:rPr>
+          <w:t xml:space="preserve">The Same Model, Reframed as a Neural Network</w:t>
+        </w:r>
+      </w:hyperlink>
+    </w:p>
+    <w:p>
+      <w:pPr>
+        <w:spacing w:after="60"/>
+        <w:ind w:left="431"/>
+      </w:pPr>
+      <w:hyperlink w:history="1" w:anchor="bm81_why_start_here">
+        <w:r>
+          <w:rPr>
+            <w:b w:val="false"/>
+            <w:bCs w:val="false"/>
+            <w:color w:val="1155CC"/>
+            <w:sz w:val="20"/>
+            <w:szCs w:val="20"/>
+            <w:u w:val="single"/>
+          </w:rPr>
+          <w:t xml:space="preserve">Why Start Here</w:t>
+        </w:r>
+      </w:hyperlink>
+    </w:p>
+    <w:p>
+      <w:pPr>
+        <w:spacing w:after="100"/>
+        <w:ind w:left="0"/>
+      </w:pPr>
+      <w:hyperlink w:history="1" w:anchor="bm82_32_mlp_language_model_embeddings_makemor">
+        <w:r>
+          <w:rPr>
+            <w:b/>
+            <w:bCs/>
+            <w:color w:val="1155CC"/>
+            <w:sz w:val="22"/>
+            <w:szCs w:val="22"/>
+            <w:u w:val="single"/>
+          </w:rPr>
+          <w:t xml:space="preserve">32. MLP Language Model &amp; Embeddings (makemore Part 2)</w:t>
+        </w:r>
+      </w:hyperlink>
+    </w:p>
+    <w:p>
+      <w:pPr>
+        <w:spacing w:after="60"/>
+        <w:ind w:left="431"/>
+      </w:pPr>
+      <w:hyperlink w:history="1" w:anchor="bm83_why_counting_breaks_down_with_more_conte">
+        <w:r>
+          <w:rPr>
+            <w:b w:val="false"/>
+            <w:bCs w:val="false"/>
+            <w:color w:val="1155CC"/>
+            <w:sz w:val="20"/>
+            <w:szCs w:val="20"/>
+            <w:u w:val="single"/>
+          </w:rPr>
+          <w:t xml:space="preserve">Why Counting Breaks Down With More Context</w:t>
+        </w:r>
+      </w:hyperlink>
+    </w:p>
+    <w:p>
+      <w:pPr>
+        <w:spacing w:after="60"/>
+        <w:ind w:left="431"/>
+      </w:pPr>
+      <w:hyperlink w:history="1" w:anchor="bm84_the_core_idea_embeddings">
+        <w:r>
+          <w:rPr>
+            <w:b w:val="false"/>
+            <w:bCs w:val="false"/>
+            <w:color w:val="1155CC"/>
+            <w:sz w:val="20"/>
+            <w:szCs w:val="20"/>
+            <w:u w:val="single"/>
+          </w:rPr>
+          <w:t xml:space="preserve">The Core Idea: Embeddings</w:t>
+        </w:r>
+      </w:hyperlink>
+    </w:p>
+    <w:p>
+      <w:pPr>
+        <w:spacing w:after="60"/>
+        <w:ind w:left="431"/>
+      </w:pPr>
+      <w:hyperlink w:history="1" w:anchor="bm85_model_architecture_bengio_et_al_style_ml">
+        <w:r>
+          <w:rPr>
+            <w:b w:val="false"/>
+            <w:bCs w:val="false"/>
+            <w:color w:val="1155CC"/>
+            <w:sz w:val="20"/>
+            <w:szCs w:val="20"/>
+            <w:u w:val="single"/>
+          </w:rPr>
+          <w:t xml:space="preserve">Model Architecture (Bengio et al.–Style MLP)</w:t>
+        </w:r>
+      </w:hyperlink>
+    </w:p>
+    <w:p>
+      <w:pPr>
+        <w:spacing w:after="60"/>
+        <w:ind w:left="431"/>
+      </w:pPr>
+      <w:hyperlink w:history="1" w:anchor="bm86_worked_example_counting_the_parameters">
+        <w:r>
+          <w:rPr>
+            <w:b w:val="false"/>
+            <w:bCs w:val="false"/>
+            <w:color w:val="1155CC"/>
+            <w:sz w:val="20"/>
+            <w:szCs w:val="20"/>
+            <w:u w:val="single"/>
+          </w:rPr>
+          <w:t xml:space="preserve">Worked Example — Counting the Parameters</w:t>
+        </w:r>
+      </w:hyperlink>
+    </w:p>
+    <w:p>
+      <w:pPr>
+        <w:spacing w:after="60"/>
+        <w:ind w:left="431"/>
+      </w:pPr>
+      <w:hyperlink w:history="1" w:anchor="bm87_minibatches">
+        <w:r>
+          <w:rPr>
+            <w:b w:val="false"/>
+            <w:bCs w:val="false"/>
+            <w:color w:val="1155CC"/>
+            <w:sz w:val="20"/>
+            <w:szCs w:val="20"/>
+            <w:u w:val="single"/>
+          </w:rPr>
+          <w:t xml:space="preserve">Minibatches</w:t>
+        </w:r>
+      </w:hyperlink>
+    </w:p>
+    <w:p>
+      <w:pPr>
+        <w:spacing w:after="60"/>
+        <w:ind w:left="431"/>
+      </w:pPr>
+      <w:hyperlink w:history="1" w:anchor="bm88_finding_a_good_learning_rate">
+        <w:r>
+          <w:rPr>
+            <w:b w:val="false"/>
+            <w:bCs w:val="false"/>
+            <w:color w:val="1155CC"/>
+            <w:sz w:val="20"/>
+            <w:szCs w:val="20"/>
+            <w:u w:val="single"/>
+          </w:rPr>
+          <w:t xml:space="preserve">Finding a Good Learning Rate</w:t>
+        </w:r>
+      </w:hyperlink>
+    </w:p>
+    <w:p>
+      <w:pPr>
+        <w:spacing w:after="60"/>
+        <w:ind w:left="431"/>
+      </w:pPr>
+      <w:hyperlink w:history="1" w:anchor="bm89_train_dev_test_splits">
+        <w:r>
+          <w:rPr>
+            <w:b w:val="false"/>
+            <w:bCs w:val="false"/>
+            <w:color w:val="1155CC"/>
+            <w:sz w:val="20"/>
+            <w:szCs w:val="20"/>
+            <w:u w:val="single"/>
+          </w:rPr>
+          <w:t xml:space="preserve">Train / Dev / Test Splits</w:t>
+        </w:r>
+      </w:hyperlink>
+    </w:p>
+    <w:p>
+      <w:pPr>
+        <w:spacing w:after="60"/>
+        <w:ind w:left="431"/>
+      </w:pPr>
+      <w:hyperlink w:history="1" w:anchor="bm90_visualizing_the_learned_embeddings">
+        <w:r>
+          <w:rPr>
+            <w:b w:val="false"/>
+            <w:bCs w:val="false"/>
+            <w:color w:val="1155CC"/>
+            <w:sz w:val="20"/>
+            <w:szCs w:val="20"/>
+            <w:u w:val="single"/>
+          </w:rPr>
+          <w:t xml:space="preserve">Visualizing the Learned Embeddings</w:t>
+        </w:r>
+      </w:hyperlink>
+    </w:p>
+    <w:p>
+      <w:pPr>
+        <w:spacing w:after="60"/>
+        <w:ind w:left="431"/>
+      </w:pPr>
+      <w:hyperlink w:history="1" w:anchor="bm91_scaling_up">
+        <w:r>
+          <w:rPr>
+            <w:b w:val="false"/>
+            <w:bCs w:val="false"/>
+            <w:color w:val="1155CC"/>
+            <w:sz w:val="20"/>
+            <w:szCs w:val="20"/>
+            <w:u w:val="single"/>
+          </w:rPr>
+          <w:t xml:space="preserve">Scaling Up</w:t>
+        </w:r>
+      </w:hyperlink>
+    </w:p>
+    <w:p>
+      <w:pPr>
+        <w:spacing w:after="60"/>
+        <w:ind w:left="431"/>
+      </w:pPr>
+      <w:hyperlink w:history="1" w:anchor="bm92_why_this_is_why_llms_have_embedding_laye">
+        <w:r>
+          <w:rPr>
+            <w:b w:val="false"/>
+            <w:bCs w:val="false"/>
+            <w:color w:val="1155CC"/>
+            <w:sz w:val="20"/>
+            <w:szCs w:val="20"/>
+            <w:u w:val="single"/>
+          </w:rPr>
+          <w:t xml:space="preserve">Why This Is "Why LLMs Have Embedding Layers"</w:t>
         </w:r>
       </w:hyperlink>
     </w:p>
@@ -7870,6 +8345,2010 @@
       </w:pPr>
       <w:r>
         <w:t xml:space="preserve">It computes ∂C/∂w and ∂C/∂b for every weight and bias in one backward sweep, by applying the chain rule from the output layer back to the input layer and reusing intermediate results. Computing each of the (often millions of) partial derivatives independently — nudge one weight, rerun the whole network, measure the cost change — would take roughly as long as re-running the entire network once per parameter, which is computationally infeasible at scale.</w:t>
+      </w:r>
+    </w:p>
+    <w:p>
+      <w:pPr>
+        <w:pageBreakBefore/>
+      </w:pPr>
+    </w:p>
+    <w:p>
+      <w:pPr>
+        <w:pStyle w:val="Heading1"/>
+        <w:spacing w:after="200" w:before="400"/>
+      </w:pPr>
+      <w:bookmarkStart w:name="bm68_30_karpathy_s_makemore_series_resources_" w:id="68"/>
+      <w:r>
+        <w:t xml:space="preserve">30. Karpathy's "makemore" Series — Resources &amp; Study Plan</w:t>
+      </w:r>
+      <w:bookmarkEnd w:id="68"/>
+    </w:p>
+    <w:p>
+      <w:pPr>
+        <w:spacing w:after="150"/>
+      </w:pPr>
+      <w:r>
+        <w:t xml:space="preserve">The next two sections cover Andrej Karpathy's "makemore" lectures, which build a character-level name generator from scratch — first as a simple counting-based model, then as a neural network. This progression is the clearest bridge between classical statistical language modeling and the embedding layers used at the front of every modern LLM.</w:t>
+      </w:r>
+    </w:p>
+    <w:p>
+      <w:pPr>
+        <w:pStyle w:val="Heading2"/>
+        <w:spacing w:after="150" w:before="300"/>
+      </w:pPr>
+      <w:bookmarkStart w:name="bm69_video_1_the_bigram_model" w:id="69"/>
+      <w:r>
+        <w:t xml:space="preserve">Video 1 — The Bigram Model</w:t>
+      </w:r>
+      <w:bookmarkEnd w:id="69"/>
+    </w:p>
+    <w:p>
+      <w:pPr>
+        <w:spacing w:after="150"/>
+      </w:pPr>
+      <w:r>
+        <w:t xml:space="preserve">"The spelled-out intro to language modeling: building makemore" (Part 1)</w:t>
+      </w:r>
+    </w:p>
+    <w:p>
+      <w:pPr>
+        <w:spacing w:after="150"/>
+      </w:pPr>
+      <w:r>
+        <w:rPr>
+          <w:i/>
+          <w:iCs/>
+        </w:rPr>
+        <w:t xml:space="preserve">https://www.youtube.com/watch?v=PaCmpygFfXo</w:t>
+      </w:r>
+    </w:p>
+    <w:p>
+      <w:pPr>
+        <w:spacing w:after="150"/>
+      </w:pPr>
+      <w:r>
+        <w:t xml:space="preserve">Covers the bigram model, a counting-based approach to predicting the next character, and introduces negative log-likelihood (NLL) as a loss function.</w:t>
+      </w:r>
+    </w:p>
+    <w:p>
+      <w:pPr>
+        <w:pStyle w:val="Heading2"/>
+        <w:spacing w:after="150" w:before="300"/>
+      </w:pPr>
+      <w:bookmarkStart w:name="bm70_video_2_the_mlp_model" w:id="70"/>
+      <w:r>
+        <w:t xml:space="preserve">Video 2 — The MLP Model</w:t>
+      </w:r>
+      <w:bookmarkEnd w:id="70"/>
+    </w:p>
+    <w:p>
+      <w:pPr>
+        <w:spacing w:after="150"/>
+      </w:pPr>
+      <w:r>
+        <w:t xml:space="preserve">"Building makemore Part 2: MLP"</w:t>
+      </w:r>
+    </w:p>
+    <w:p>
+      <w:pPr>
+        <w:spacing w:after="150"/>
+      </w:pPr>
+      <w:r>
+        <w:rPr>
+          <w:i/>
+          <w:iCs/>
+        </w:rPr>
+        <w:t xml:space="preserve">https://www.youtube.com/watch?v=TCH_1BHY58I</w:t>
+      </w:r>
+    </w:p>
+    <w:p>
+      <w:pPr>
+        <w:spacing w:after="150"/>
+      </w:pPr>
+      <w:r>
+        <w:t xml:space="preserve">Introduces embeddings and a proper MLP-based language model — the piece that connects directly to why LLMs have embedding layers.</w:t>
+      </w:r>
+    </w:p>
+    <w:p>
+      <w:pPr>
+        <w:pStyle w:val="Heading2"/>
+        <w:spacing w:after="150" w:before="300"/>
+      </w:pPr>
+      <w:bookmarkStart w:name="bm71_suggested_study_schedule_1_5_2_hrs_day_" w:id="71"/>
+      <w:r>
+        <w:t xml:space="preserve">Suggested Study Schedule (1.5–2 hrs/day)</w:t>
+      </w:r>
+      <w:bookmarkEnd w:id="71"/>
+    </w:p>
+    <w:tbl>
+      <w:tblPr>
+        <w:tblW w:type="dxa" w:w="9000"/>
+        <w:tblBorders>
+          <w:top w:val="single" w:color="auto" w:sz="4"/>
+          <w:left w:val="single" w:color="auto" w:sz="4"/>
+          <w:bottom w:val="single" w:color="auto" w:sz="4"/>
+          <w:right w:val="single" w:color="auto" w:sz="4"/>
+          <w:insideH w:val="single" w:color="auto" w:sz="4"/>
+          <w:insideV w:val="single" w:color="auto" w:sz="4"/>
+        </w:tblBorders>
+      </w:tblPr>
+      <w:tblGrid>
+        <w:gridCol w:w="1400"/>
+        <w:gridCol w:w="2800"/>
+        <w:gridCol w:w="4800"/>
+      </w:tblGrid>
+      <w:tr>
+        <w:trPr>
+          <w:tblHeader/>
+        </w:trPr>
+        <w:tc>
+          <w:tcPr>
+            <w:tcW w:type="dxa" w:w="1400"/>
+            <w:shd w:fill="2E4057" w:color="auto" w:val="clear"/>
+            <w:tcMar>
+              <w:top w:type="dxa" w:w="80"/>
+              <w:left w:type="dxa" w:w="100"/>
+              <w:bottom w:type="dxa" w:w="80"/>
+              <w:right w:type="dxa" w:w="100"/>
+            </w:tcMar>
+            <w:vAlign w:val="center"/>
+          </w:tcPr>
+          <w:p>
+            <w:r>
+              <w:rPr>
+                <w:b/>
+                <w:bCs/>
+                <w:color w:val="FFFFFF"/>
+              </w:rPr>
+              <w:t xml:space="preserve">Days</w:t>
+            </w:r>
+          </w:p>
+        </w:tc>
+        <w:tc>
+          <w:tcPr>
+            <w:tcW w:type="dxa" w:w="2800"/>
+            <w:shd w:fill="2E4057" w:color="auto" w:val="clear"/>
+            <w:tcMar>
+              <w:top w:type="dxa" w:w="80"/>
+              <w:left w:type="dxa" w:w="100"/>
+              <w:bottom w:type="dxa" w:w="80"/>
+              <w:right w:type="dxa" w:w="100"/>
+            </w:tcMar>
+            <w:vAlign w:val="center"/>
+          </w:tcPr>
+          <w:p>
+            <w:r>
+              <w:rPr>
+                <w:b/>
+                <w:bCs/>
+                <w:color w:val="FFFFFF"/>
+              </w:rPr>
+              <w:t xml:space="preserve">Focus</w:t>
+            </w:r>
+          </w:p>
+        </w:tc>
+        <w:tc>
+          <w:tcPr>
+            <w:tcW w:type="dxa" w:w="4800"/>
+            <w:shd w:fill="2E4057" w:color="auto" w:val="clear"/>
+            <w:tcMar>
+              <w:top w:type="dxa" w:w="80"/>
+              <w:left w:type="dxa" w:w="100"/>
+              <w:bottom w:type="dxa" w:w="80"/>
+              <w:right w:type="dxa" w:w="100"/>
+            </w:tcMar>
+            <w:vAlign w:val="center"/>
+          </w:tcPr>
+          <w:p>
+            <w:r>
+              <w:rPr>
+                <w:b/>
+                <w:bCs/>
+                <w:color w:val="FFFFFF"/>
+              </w:rPr>
+              <w:t xml:space="preserve">What to Watch For</w:t>
+            </w:r>
+          </w:p>
+        </w:tc>
+      </w:tr>
+      <w:tr>
+        <w:tc>
+          <w:tcPr>
+            <w:tcW w:type="dxa" w:w="1400"/>
+            <w:tcMar>
+              <w:top w:type="dxa" w:w="60"/>
+              <w:left w:type="dxa" w:w="100"/>
+              <w:bottom w:type="dxa" w:w="60"/>
+              <w:right w:type="dxa" w:w="100"/>
+            </w:tcMar>
+          </w:tcPr>
+          <w:p>
+            <w:r>
+              <w:t xml:space="preserve">Day 1–2</w:t>
+            </w:r>
+          </w:p>
+        </w:tc>
+        <w:tc>
+          <w:tcPr>
+            <w:tcW w:type="dxa" w:w="2800"/>
+            <w:tcMar>
+              <w:top w:type="dxa" w:w="60"/>
+              <w:left w:type="dxa" w:w="100"/>
+              <w:bottom w:type="dxa" w:w="60"/>
+              <w:right w:type="dxa" w:w="100"/>
+            </w:tcMar>
+          </w:tcPr>
+          <w:p>
+            <w:r>
+              <w:t xml:space="preserve">Part 1 — Bigram model</w:t>
+            </w:r>
+          </w:p>
+        </w:tc>
+        <w:tc>
+          <w:tcPr>
+            <w:tcW w:type="dxa" w:w="4800"/>
+            <w:tcMar>
+              <w:top w:type="dxa" w:w="60"/>
+              <w:left w:type="dxa" w:w="100"/>
+              <w:bottom w:type="dxa" w:w="60"/>
+              <w:right w:type="dxa" w:w="100"/>
+            </w:tcMar>
+          </w:tcPr>
+          <w:p>
+            <w:r>
+              <w:t xml:space="preserve">Code along. Focus on truly understanding NLL loss — don't just accept it as a formula; derive why minimizing it is the same as maximizing likelihood.</w:t>
+            </w:r>
+          </w:p>
+        </w:tc>
+      </w:tr>
+      <w:tr>
+        <w:tc>
+          <w:tcPr>
+            <w:tcW w:type="dxa" w:w="1400"/>
+            <w:tcMar>
+              <w:top w:type="dxa" w:w="60"/>
+              <w:left w:type="dxa" w:w="100"/>
+              <w:bottom w:type="dxa" w:w="60"/>
+              <w:right w:type="dxa" w:w="100"/>
+            </w:tcMar>
+          </w:tcPr>
+          <w:p>
+            <w:r>
+              <w:t xml:space="preserve">Day 3–5</w:t>
+            </w:r>
+          </w:p>
+        </w:tc>
+        <w:tc>
+          <w:tcPr>
+            <w:tcW w:type="dxa" w:w="2800"/>
+            <w:tcMar>
+              <w:top w:type="dxa" w:w="60"/>
+              <w:left w:type="dxa" w:w="100"/>
+              <w:bottom w:type="dxa" w:w="60"/>
+              <w:right w:type="dxa" w:w="100"/>
+            </w:tcMar>
+          </w:tcPr>
+          <w:p>
+            <w:r>
+              <w:t xml:space="preserve">Part 2 — MLP</w:t>
+            </w:r>
+          </w:p>
+        </w:tc>
+        <w:tc>
+          <w:tcPr>
+            <w:tcW w:type="dxa" w:w="4800"/>
+            <w:tcMar>
+              <w:top w:type="dxa" w:w="60"/>
+              <w:left w:type="dxa" w:w="100"/>
+              <w:bottom w:type="dxa" w:w="60"/>
+              <w:right w:type="dxa" w:w="100"/>
+            </w:tcMar>
+          </w:tcPr>
+          <w:p>
+            <w:r>
+              <w:t xml:space="preserve">Denser material: embeddings, hidden layers, more parameters to track. Take the extra day — this is the section that generalizes to real LLM architecture.</w:t>
+            </w:r>
+          </w:p>
+        </w:tc>
+      </w:tr>
+    </w:tbl>
+    <w:p>
+      <w:pPr>
+        <w:pStyle w:val="Heading1"/>
+        <w:spacing w:after="200" w:before="400"/>
+      </w:pPr>
+      <w:bookmarkStart w:name="bm72_31_bigram_language_model_makemore_part_1" w:id="72"/>
+      <w:r>
+        <w:t xml:space="preserve">31. Bigram Language Model (makemore Part 1)</w:t>
+      </w:r>
+      <w:bookmarkEnd w:id="72"/>
+    </w:p>
+    <w:p>
+      <w:pPr>
+        <w:spacing w:after="150"/>
+      </w:pPr>
+      <w:r>
+        <w:t xml:space="preserve">A bigram model is the simplest possible character-level language model: it predicts the next character using only the single character that came immediately before it, with no memory of anything earlier. Despite that extreme limitation, it's the cleanest place to learn the core ideas — counting, probability, likelihood, and loss — before adding neural network machinery on top.</w:t>
+      </w:r>
+    </w:p>
+    <w:p>
+      <w:pPr>
+        <w:pStyle w:val="Heading2"/>
+        <w:spacing w:after="150" w:before="300"/>
+      </w:pPr>
+      <w:bookmarkStart w:name="bm73_the_dataset_and_the_special_token" w:id="73"/>
+      <w:r>
+        <w:t xml:space="preserve">The Dataset and the Special Token</w:t>
+      </w:r>
+      <w:bookmarkEnd w:id="73"/>
+    </w:p>
+    <w:p>
+      <w:pPr>
+        <w:spacing w:after="150"/>
+      </w:pPr>
+      <w:r>
+        <w:t xml:space="preserve">The training data is a list of names (e.g. "emma", "olivia", "ava", ...). Every name is wrapped with a special start/end token, conventionally written ".", so the model can learn which characters tend to start a name and which tend to end one:</w:t>
+      </w:r>
+    </w:p>
+    <w:p>
+      <w:pPr>
+        <w:shd w:fill="EDEDED" w:color="auto" w:val="clear"/>
+        <w:spacing w:after="200" w:before="100"/>
+      </w:pPr>
+      <w:r>
+        <w:rPr>
+          <w:rFonts w:ascii="Consolas" w:cs="Consolas" w:eastAsia="Consolas" w:hAnsi="Consolas"/>
+          <w:sz w:val="20"/>
+          <w:szCs w:val="20"/>
+        </w:rPr>
+        <w:t xml:space="preserve">emma  →  .emma.
+Bigrams extracted:  (.,e) (e,m) (m,m) (m,a) (a,.)</w:t>
+      </w:r>
+    </w:p>
+    <w:p>
+      <w:pPr>
+        <w:spacing w:after="150"/>
+      </w:pPr>
+      <w:r>
+        <w:t xml:space="preserve">Including the 26 letters plus this one special token gives a vocabulary of 27 possible characters.</w:t>
+      </w:r>
+    </w:p>
+    <w:p>
+      <w:pPr>
+        <w:pStyle w:val="Heading2"/>
+        <w:spacing w:after="150" w:before="300"/>
+      </w:pPr>
+      <w:bookmarkStart w:name="bm74_counting_based_approach" w:id="74"/>
+      <w:r>
+        <w:t xml:space="preserve">Counting-Based Approach</w:t>
+      </w:r>
+      <w:bookmarkEnd w:id="74"/>
+    </w:p>
+    <w:p>
+      <w:pPr>
+        <w:spacing w:after="150"/>
+      </w:pPr>
+      <w:r>
+        <w:t xml:space="preserve">Scan every name in the dataset and tally how often each character follows each other character, into a 27×27 grid of counts — one row per "current character," one column per "next character."</w:t>
+      </w:r>
+    </w:p>
+    <w:p>
+      <w:pPr>
+        <w:pBdr>
+          <w:top w:val="single" w:color="CCCCCC" w:sz="4"/>
+          <w:left w:val="single" w:color="CCCCCC" w:sz="4"/>
+          <w:bottom w:val="single" w:color="CCCCCC" w:sz="4"/>
+          <w:right w:val="single" w:color="CCCCCC" w:sz="4"/>
+        </w:pBdr>
+        <w:shd w:fill="F2F2F2" w:color="auto" w:val="clear"/>
+        <w:spacing w:after="120" w:before="120"/>
+        <w:jc w:val="center"/>
+      </w:pPr>
+      <w:r>
+        <w:rPr>
+          <w:rFonts w:ascii="Cambria Math" w:cs="Cambria Math" w:eastAsia="Cambria Math" w:hAnsi="Cambria Math"/>
+          <w:i/>
+          <w:iCs/>
+          <w:sz w:val="24"/>
+          <w:szCs w:val="24"/>
+        </w:rPr>
+        <w:t xml:space="preserve">N[i, j] = number of times character j immediately follows character i</w:t>
+      </w:r>
+    </w:p>
+    <w:p>
+      <w:pPr>
+        <w:spacing w:after="150"/>
+      </w:pPr>
+      <w:r>
+        <w:t xml:space="preserve">To turn a row of raw counts into a probability distribution over "what comes next," divide every entry in the row by the row's total:</w:t>
+      </w:r>
+    </w:p>
+    <w:p>
+      <w:pPr>
+        <w:pBdr>
+          <w:top w:val="single" w:color="CCCCCC" w:sz="4"/>
+          <w:left w:val="single" w:color="CCCCCC" w:sz="4"/>
+          <w:bottom w:val="single" w:color="CCCCCC" w:sz="4"/>
+          <w:right w:val="single" w:color="CCCCCC" w:sz="4"/>
+        </w:pBdr>
+        <w:shd w:fill="F2F2F2" w:color="auto" w:val="clear"/>
+        <w:spacing w:after="120" w:before="120"/>
+        <w:jc w:val="center"/>
+      </w:pPr>
+      <w:r>
+        <w:rPr>
+          <w:rFonts w:ascii="Cambria Math" w:cs="Cambria Math" w:eastAsia="Cambria Math" w:hAnsi="Cambria Math"/>
+          <w:i/>
+          <w:iCs/>
+          <w:sz w:val="24"/>
+          <w:szCs w:val="24"/>
+        </w:rPr>
+        <w:t xml:space="preserve">P(next = j | current = i) = N[i, j] / Σⱼ N[i, j]</w:t>
+      </w:r>
+    </w:p>
+    <w:p>
+      <w:pPr>
+        <w:pStyle w:val="Heading2"/>
+        <w:spacing w:after="150" w:before="300"/>
+      </w:pPr>
+      <w:bookmarkStart w:name="bm75_worked_example" w:id="75"/>
+      <w:r>
+        <w:t xml:space="preserve">Worked Example</w:t>
+      </w:r>
+      <w:bookmarkEnd w:id="75"/>
+    </w:p>
+    <w:p>
+      <w:pPr>
+        <w:spacing w:after="150"/>
+      </w:pPr>
+      <w:r>
+        <w:t xml:space="preserve">Suppose, across the whole dataset, the character "m" is followed by: "m" 30 times, "a" 55 times, "." 15 times, and never by anything else (200 total "m" occurrences won't balance here — kept small on purpose for arithmetic clarity).</w:t>
+      </w:r>
+    </w:p>
+    <w:p>
+      <w:pPr>
+        <w:shd w:fill="EDEDED" w:color="auto" w:val="clear"/>
+        <w:spacing w:after="200" w:before="100"/>
+      </w:pPr>
+      <w:r>
+        <w:rPr>
+          <w:rFonts w:ascii="Consolas" w:cs="Consolas" w:eastAsia="Consolas" w:hAnsi="Consolas"/>
+          <w:sz w:val="20"/>
+          <w:szCs w:val="20"/>
+        </w:rPr>
+        <w:t xml:space="preserve">N[m, m] = 30      N[m, a] = 55      N[m, .] = 15
+Row total = 30 + 55 + 15 = 100</w:t>
+      </w:r>
+    </w:p>
+    <w:p>
+      <w:pPr>
+        <w:pBdr>
+          <w:top w:val="single" w:color="CCCCCC" w:sz="4"/>
+          <w:left w:val="single" w:color="CCCCCC" w:sz="4"/>
+          <w:right w:val="single" w:color="CCCCCC" w:sz="4"/>
+        </w:pBdr>
+        <w:shd w:fill="F2F2F2" w:color="auto" w:val="clear"/>
+        <w:spacing w:after="40" w:before="120"/>
+        <w:jc w:val="center"/>
+      </w:pPr>
+      <w:r>
+        <w:rPr>
+          <w:rFonts w:ascii="Cambria Math" w:cs="Cambria Math" w:eastAsia="Cambria Math" w:hAnsi="Cambria Math"/>
+          <w:i/>
+          <w:iCs/>
+          <w:sz w:val="24"/>
+          <w:szCs w:val="24"/>
+        </w:rPr>
+        <w:t xml:space="preserve">P(next = a | current = m) = 55 / 100 = 0.55</w:t>
+      </w:r>
+    </w:p>
+    <w:p>
+      <w:pPr>
+        <w:pBdr>
+          <w:left w:val="single" w:color="CCCCCC" w:sz="4"/>
+          <w:right w:val="single" w:color="CCCCCC" w:sz="4"/>
+        </w:pBdr>
+        <w:shd w:fill="F2F2F2" w:color="auto" w:val="clear"/>
+        <w:spacing w:after="40" w:before="0"/>
+        <w:jc w:val="center"/>
+      </w:pPr>
+      <w:r>
+        <w:rPr>
+          <w:rFonts w:ascii="Cambria Math" w:cs="Cambria Math" w:eastAsia="Cambria Math" w:hAnsi="Cambria Math"/>
+          <w:i/>
+          <w:iCs/>
+          <w:sz w:val="24"/>
+          <w:szCs w:val="24"/>
+        </w:rPr>
+        <w:t xml:space="preserve">P(next = m | current = m) = 30 / 100 = 0.30</w:t>
+      </w:r>
+    </w:p>
+    <w:p>
+      <w:pPr>
+        <w:pBdr>
+          <w:left w:val="single" w:color="CCCCCC" w:sz="4"/>
+          <w:bottom w:val="single" w:color="CCCCCC" w:sz="4"/>
+          <w:right w:val="single" w:color="CCCCCC" w:sz="4"/>
+        </w:pBdr>
+        <w:shd w:fill="F2F2F2" w:color="auto" w:val="clear"/>
+        <w:spacing w:after="120" w:before="0"/>
+        <w:jc w:val="center"/>
+      </w:pPr>
+      <w:r>
+        <w:rPr>
+          <w:rFonts w:ascii="Cambria Math" w:cs="Cambria Math" w:eastAsia="Cambria Math" w:hAnsi="Cambria Math"/>
+          <w:i/>
+          <w:iCs/>
+          <w:sz w:val="24"/>
+          <w:szCs w:val="24"/>
+        </w:rPr>
+        <w:t xml:space="preserve">P(next = . | current = m) = 15 / 100 = 0.15</w:t>
+      </w:r>
+    </w:p>
+    <w:p>
+      <w:pPr>
+        <w:spacing w:after="150"/>
+      </w:pPr>
+      <w:r>
+        <w:t xml:space="preserve">To generate a new name, start at ".", repeatedly sample the next character from that row's probability distribution, and stop as soon as "." is sampled again.</w:t>
+      </w:r>
+    </w:p>
+    <w:p>
+      <w:pPr>
+        <w:pStyle w:val="Heading2"/>
+        <w:spacing w:after="150" w:before="300"/>
+      </w:pPr>
+      <w:bookmarkStart w:name="bm76_measuring_model_quality_likelihood" w:id="76"/>
+      <w:r>
+        <w:t xml:space="preserve">Measuring Model Quality: Likelihood</w:t>
+      </w:r>
+      <w:bookmarkEnd w:id="76"/>
+    </w:p>
+    <w:p>
+      <w:pPr>
+        <w:spacing w:after="150"/>
+      </w:pPr>
+      <w:r>
+        <w:t xml:space="preserve">A model is only as good as the probability it assigns to the real data. The likelihood of the entire training set, under this model, is the product of the probabilities the model assigned to every single bigram that actually occurred:</w:t>
+      </w:r>
+    </w:p>
+    <w:p>
+      <w:pPr>
+        <w:pBdr>
+          <w:top w:val="single" w:color="CCCCCC" w:sz="4"/>
+          <w:left w:val="single" w:color="CCCCCC" w:sz="4"/>
+          <w:bottom w:val="single" w:color="CCCCCC" w:sz="4"/>
+          <w:right w:val="single" w:color="CCCCCC" w:sz="4"/>
+        </w:pBdr>
+        <w:shd w:fill="F2F2F2" w:color="auto" w:val="clear"/>
+        <w:spacing w:after="120" w:before="120"/>
+        <w:jc w:val="center"/>
+      </w:pPr>
+      <w:r>
+        <w:rPr>
+          <w:rFonts w:ascii="Cambria Math" w:cs="Cambria Math" w:eastAsia="Cambria Math" w:hAnsi="Cambria Math"/>
+          <w:i/>
+          <w:iCs/>
+          <w:sz w:val="24"/>
+          <w:szCs w:val="24"/>
+        </w:rPr>
+        <w:t xml:space="preserve">Likelihood = Πₖ P(bigram k)</w:t>
+      </w:r>
+    </w:p>
+    <w:p>
+      <w:pPr>
+        <w:spacing w:after="150"/>
+      </w:pPr>
+      <w:r>
+        <w:t xml:space="preserve">A better model assigns higher probability to bigrams that really occur, so a good model has a higher likelihood. The problem: multiplying together thousands of numbers that are each less than 1 produces an astronomically tiny number — quickly underflowing to 0 in floating-point arithmetic, and impossible to reason about or optimize directly.</w:t>
+      </w:r>
+    </w:p>
+    <w:p>
+      <w:pPr>
+        <w:pStyle w:val="Heading2"/>
+        <w:spacing w:after="150" w:before="300"/>
+      </w:pPr>
+      <w:bookmarkStart w:name="bm77_log_likelihood_and_negative_log_likeliho" w:id="77"/>
+      <w:r>
+        <w:t xml:space="preserve">Log-Likelihood and Negative Log-Likelihood (NLL)</w:t>
+      </w:r>
+      <w:bookmarkEnd w:id="77"/>
+    </w:p>
+    <w:p>
+      <w:pPr>
+        <w:spacing w:after="150"/>
+      </w:pPr>
+      <w:r>
+        <w:t xml:space="preserve">Taking the logarithm turns the product into a sum (log(a·b) = log(a) + log(b)), which is numerically stable and easy to work with:</w:t>
+      </w:r>
+    </w:p>
+    <w:p>
+      <w:pPr>
+        <w:pBdr>
+          <w:top w:val="single" w:color="CCCCCC" w:sz="4"/>
+          <w:left w:val="single" w:color="CCCCCC" w:sz="4"/>
+          <w:bottom w:val="single" w:color="CCCCCC" w:sz="4"/>
+          <w:right w:val="single" w:color="CCCCCC" w:sz="4"/>
+        </w:pBdr>
+        <w:shd w:fill="F2F2F2" w:color="auto" w:val="clear"/>
+        <w:spacing w:after="120" w:before="120"/>
+        <w:jc w:val="center"/>
+      </w:pPr>
+      <w:r>
+        <w:rPr>
+          <w:rFonts w:ascii="Cambria Math" w:cs="Cambria Math" w:eastAsia="Cambria Math" w:hAnsi="Cambria Math"/>
+          <w:i/>
+          <w:iCs/>
+          <w:sz w:val="24"/>
+          <w:szCs w:val="24"/>
+        </w:rPr>
+        <w:t xml:space="preserve">log-likelihood = Σₖ log( P(bigram k) )</w:t>
+      </w:r>
+    </w:p>
+    <w:p>
+      <w:pPr>
+        <w:spacing w:after="150"/>
+      </w:pPr>
+      <w:r>
+        <w:t xml:space="preserve">Since each P(bigram k) is between 0 and 1, its log is negative (or zero) — so log-likelihood is always ≤ 0, and a better model has a log-likelihood closer to 0. Flipping the sign gives a quantity that behaves like a normal loss: positive, and smaller is better.</w:t>
+      </w:r>
+    </w:p>
+    <w:p>
+      <w:pPr>
+        <w:pBdr>
+          <w:top w:val="single" w:color="CCCCCC" w:sz="4"/>
+          <w:left w:val="single" w:color="CCCCCC" w:sz="4"/>
+          <w:right w:val="single" w:color="CCCCCC" w:sz="4"/>
+        </w:pBdr>
+        <w:shd w:fill="F2F2F2" w:color="auto" w:val="clear"/>
+        <w:spacing w:after="40" w:before="120"/>
+        <w:jc w:val="center"/>
+      </w:pPr>
+      <w:r>
+        <w:rPr>
+          <w:rFonts w:ascii="Cambria Math" w:cs="Cambria Math" w:eastAsia="Cambria Math" w:hAnsi="Cambria Math"/>
+          <w:i/>
+          <w:iCs/>
+          <w:sz w:val="24"/>
+          <w:szCs w:val="24"/>
+        </w:rPr>
+        <w:t xml:space="preserve">NLL = − Σₖ log( P(bigram k) )</w:t>
+      </w:r>
+    </w:p>
+    <w:p>
+      <w:pPr>
+        <w:pBdr>
+          <w:left w:val="single" w:color="CCCCCC" w:sz="4"/>
+          <w:bottom w:val="single" w:color="CCCCCC" w:sz="4"/>
+          <w:right w:val="single" w:color="CCCCCC" w:sz="4"/>
+        </w:pBdr>
+        <w:shd w:fill="F2F2F2" w:color="auto" w:val="clear"/>
+        <w:spacing w:after="120" w:before="0"/>
+        <w:jc w:val="center"/>
+      </w:pPr>
+      <w:r>
+        <w:rPr>
+          <w:rFonts w:ascii="Cambria Math" w:cs="Cambria Math" w:eastAsia="Cambria Math" w:hAnsi="Cambria Math"/>
+          <w:i/>
+          <w:iCs/>
+          <w:sz w:val="24"/>
+          <w:szCs w:val="24"/>
+        </w:rPr>
+        <w:t xml:space="preserve">average NLL (the loss)  =  NLL / (number of bigrams)</w:t>
+      </w:r>
+    </w:p>
+    <w:p>
+      <w:pPr>
+        <w:spacing w:after="150"/>
+      </w:pPr>
+      <w:r>
+        <w:t xml:space="preserve">Minimizing average NLL is mathematically identical to maximizing likelihood — it's just a reparameterization that's numerically stable and additive instead of multiplicative. This average NLL is exactly the "loss" the model is trained to minimize, and it's the same negative-log-likelihood idea used in classification losses (like softmax + cross-entropy) throughout deep learning.</w:t>
+      </w:r>
+    </w:p>
+    <w:p>
+      <w:pPr>
+        <w:pStyle w:val="Heading2"/>
+        <w:spacing w:after="150" w:before="300"/>
+      </w:pPr>
+      <w:bookmarkStart w:name="bm78_worked_nll_example" w:id="78"/>
+      <w:r>
+        <w:t xml:space="preserve">Worked NLL Example</w:t>
+      </w:r>
+      <w:bookmarkEnd w:id="78"/>
+    </w:p>
+    <w:p>
+      <w:pPr>
+        <w:spacing w:after="150"/>
+      </w:pPr>
+      <w:r>
+        <w:t xml:space="preserve">Using the name ".emma." and assuming (for illustration) that the model assigns the probabilities below to each of its five bigrams:</w:t>
+      </w:r>
+    </w:p>
+    <w:p>
+      <w:pPr>
+        <w:shd w:fill="EDEDED" w:color="auto" w:val="clear"/>
+        <w:spacing w:after="200" w:before="100"/>
+      </w:pPr>
+      <w:r>
+        <w:rPr>
+          <w:rFonts w:ascii="Consolas" w:cs="Consolas" w:eastAsia="Consolas" w:hAnsi="Consolas"/>
+          <w:sz w:val="20"/>
+          <w:szCs w:val="20"/>
+        </w:rPr>
+        <w:t xml:space="preserve">(.,e) → P = 0.14      (e,m) → P = 0.42      (m,m) → P = 0.30
+(m,a) → P = 0.55      (a,.) → P = 0.19</w:t>
+      </w:r>
+    </w:p>
+    <w:p>
+      <w:pPr>
+        <w:pBdr>
+          <w:top w:val="single" w:color="CCCCCC" w:sz="4"/>
+          <w:left w:val="single" w:color="CCCCCC" w:sz="4"/>
+          <w:right w:val="single" w:color="CCCCCC" w:sz="4"/>
+        </w:pBdr>
+        <w:shd w:fill="F2F2F2" w:color="auto" w:val="clear"/>
+        <w:spacing w:after="40" w:before="120"/>
+        <w:jc w:val="center"/>
+      </w:pPr>
+      <w:r>
+        <w:rPr>
+          <w:rFonts w:ascii="Cambria Math" w:cs="Cambria Math" w:eastAsia="Cambria Math" w:hAnsi="Cambria Math"/>
+          <w:i/>
+          <w:iCs/>
+          <w:sz w:val="24"/>
+          <w:szCs w:val="24"/>
+        </w:rPr>
+        <w:t xml:space="preserve">NLL = −[ log(0.14) + log(0.42) + log(0.30) + log(0.55) + log(0.19) ]</w:t>
+      </w:r>
+    </w:p>
+    <w:p>
+      <w:pPr>
+        <w:pBdr>
+          <w:left w:val="single" w:color="CCCCCC" w:sz="4"/>
+          <w:right w:val="single" w:color="CCCCCC" w:sz="4"/>
+        </w:pBdr>
+        <w:shd w:fill="F2F2F2" w:color="auto" w:val="clear"/>
+        <w:spacing w:after="40" w:before="0"/>
+        <w:jc w:val="center"/>
+      </w:pPr>
+      <w:r>
+        <w:rPr>
+          <w:rFonts w:ascii="Cambria Math" w:cs="Cambria Math" w:eastAsia="Cambria Math" w:hAnsi="Cambria Math"/>
+          <w:i/>
+          <w:iCs/>
+          <w:sz w:val="24"/>
+          <w:szCs w:val="24"/>
+        </w:rPr>
+        <w:t xml:space="preserve">    = −[ (−1.966) + (−0.868) + (−1.204) + (−0.598) + (−1.661) ]</w:t>
+      </w:r>
+    </w:p>
+    <w:p>
+      <w:pPr>
+        <w:pBdr>
+          <w:left w:val="single" w:color="CCCCCC" w:sz="4"/>
+          <w:right w:val="single" w:color="CCCCCC" w:sz="4"/>
+        </w:pBdr>
+        <w:shd w:fill="F2F2F2" w:color="auto" w:val="clear"/>
+        <w:spacing w:after="40" w:before="0"/>
+        <w:jc w:val="center"/>
+      </w:pPr>
+      <w:r>
+        <w:rPr>
+          <w:rFonts w:ascii="Cambria Math" w:cs="Cambria Math" w:eastAsia="Cambria Math" w:hAnsi="Cambria Math"/>
+          <w:i/>
+          <w:iCs/>
+          <w:sz w:val="24"/>
+          <w:szCs w:val="24"/>
+        </w:rPr>
+        <w:t xml:space="preserve">    = −(−6.297) = 6.297</w:t>
+      </w:r>
+    </w:p>
+    <w:p>
+      <w:pPr>
+        <w:pBdr>
+          <w:left w:val="single" w:color="CCCCCC" w:sz="4"/>
+          <w:bottom w:val="single" w:color="CCCCCC" w:sz="4"/>
+          <w:right w:val="single" w:color="CCCCCC" w:sz="4"/>
+        </w:pBdr>
+        <w:shd w:fill="F2F2F2" w:color="auto" w:val="clear"/>
+        <w:spacing w:after="120" w:before="0"/>
+        <w:jc w:val="center"/>
+      </w:pPr>
+      <w:r>
+        <w:rPr>
+          <w:rFonts w:ascii="Cambria Math" w:cs="Cambria Math" w:eastAsia="Cambria Math" w:hAnsi="Cambria Math"/>
+          <w:i/>
+          <w:iCs/>
+          <w:sz w:val="24"/>
+          <w:szCs w:val="24"/>
+        </w:rPr>
+        <w:t xml:space="preserve">average NLL = 6.297 / 5 ≈ 1.259</w:t>
+      </w:r>
+    </w:p>
+    <w:p>
+      <w:pPr>
+        <w:spacing w:after="150"/>
+      </w:pPr>
+      <w:r>
+        <w:t xml:space="preserve">A perfect model (that always assigns probability 1 to what actually happens) would have NLL = 0 for every bigram, since log(1) = 0. The further the assigned probabilities are from 1, the larger — worse — this number grows.</w:t>
+      </w:r>
+    </w:p>
+    <w:p>
+      <w:pPr>
+        <w:pStyle w:val="Heading2"/>
+        <w:spacing w:after="150" w:before="300"/>
+      </w:pPr>
+      <w:bookmarkStart w:name="bm79_smoothing_avoiding_log_0_" w:id="79"/>
+      <w:r>
+        <w:t xml:space="preserve">Smoothing: Avoiding log(0)</w:t>
+      </w:r>
+      <w:bookmarkEnd w:id="79"/>
+    </w:p>
+    <w:p>
+      <w:pPr>
+        <w:spacing w:after="150"/>
+      </w:pPr>
+      <w:r>
+        <w:t xml:space="preserve">If some bigram never appears in the training counts, its raw probability is 0, and log(0) = −∞ — an infinite loss the moment that bigram shows up anywhere (including at test time). The fix is Laplace (add-one) smoothing: add a small fake count to every cell of the count matrix before normalizing, so no probability is ever exactly zero.</w:t>
+      </w:r>
+    </w:p>
+    <w:p>
+      <w:pPr>
+        <w:pBdr>
+          <w:top w:val="single" w:color="CCCCCC" w:sz="4"/>
+          <w:left w:val="single" w:color="CCCCCC" w:sz="4"/>
+          <w:bottom w:val="single" w:color="CCCCCC" w:sz="4"/>
+          <w:right w:val="single" w:color="CCCCCC" w:sz="4"/>
+        </w:pBdr>
+        <w:shd w:fill="F2F2F2" w:color="auto" w:val="clear"/>
+        <w:spacing w:after="120" w:before="120"/>
+        <w:jc w:val="center"/>
+      </w:pPr>
+      <w:r>
+        <w:rPr>
+          <w:rFonts w:ascii="Cambria Math" w:cs="Cambria Math" w:eastAsia="Cambria Math" w:hAnsi="Cambria Math"/>
+          <w:i/>
+          <w:iCs/>
+          <w:sz w:val="24"/>
+          <w:szCs w:val="24"/>
+        </w:rPr>
+        <w:t xml:space="preserve">P(next = j | current = i) = ( N[i, j] + 1 ) / ( Σⱼ N[i, j] + 27 )</w:t>
+      </w:r>
+    </w:p>
+    <w:p>
+      <w:pPr>
+        <w:spacing w:after="150"/>
+      </w:pPr>
+      <w:r>
+        <w:t xml:space="preserve">The "+27" in the denominator (vocabulary size) keeps each row still summing to 1 after adding 1 to every one of its 27 entries.</w:t>
+      </w:r>
+    </w:p>
+    <w:p>
+      <w:pPr>
+        <w:pStyle w:val="Heading2"/>
+        <w:spacing w:after="150" w:before="300"/>
+      </w:pPr>
+      <w:bookmarkStart w:name="bm80_the_same_model_reframed_as_a_neural_netw" w:id="80"/>
+      <w:r>
+        <w:t xml:space="preserve">The Same Model, Reframed as a Neural Network</w:t>
+      </w:r>
+      <w:bookmarkEnd w:id="80"/>
+    </w:p>
+    <w:p>
+      <w:pPr>
+        <w:spacing w:after="150"/>
+      </w:pPr>
+      <w:r>
+        <w:t xml:space="preserve">The counting-and-normalizing approach above can be reproduced exactly by a tiny one-layer neural network trained with gradient descent — a useful bridge to everything covered in Sections 18–22.</w:t>
+      </w:r>
+    </w:p>
+    <w:p>
+      <w:pPr>
+        <w:pStyle w:val="ListParagraph"/>
+        <w:numPr>
+          <w:ilvl w:val="0"/>
+          <w:numId w:val="2"/>
+        </w:numPr>
+        <w:spacing w:after="60"/>
+      </w:pPr>
+      <w:r>
+        <w:t xml:space="preserve">Represent the current character as a one-hot vector of length 27 (a 1 in its position, 0 elsewhere).</w:t>
+      </w:r>
+    </w:p>
+    <w:p>
+      <w:pPr>
+        <w:pStyle w:val="ListParagraph"/>
+        <w:numPr>
+          <w:ilvl w:val="0"/>
+          <w:numId w:val="2"/>
+        </w:numPr>
+        <w:spacing w:after="60"/>
+      </w:pPr>
+      <w:r>
+        <w:t xml:space="preserve">Multiply by a weight matrix W (27×27): one-hot(x) @ W produces one row of W — the "logits" for what comes next.</w:t>
+      </w:r>
+    </w:p>
+    <w:p>
+      <w:pPr>
+        <w:pStyle w:val="ListParagraph"/>
+        <w:numPr>
+          <w:ilvl w:val="0"/>
+          <w:numId w:val="2"/>
+        </w:numPr>
+        <w:spacing w:after="60"/>
+      </w:pPr>
+      <w:r>
+        <w:t xml:space="preserve">Apply softmax to the logits to turn them into a valid probability distribution (Section 15).</w:t>
+      </w:r>
+    </w:p>
+    <w:p>
+      <w:pPr>
+        <w:pStyle w:val="ListParagraph"/>
+        <w:numPr>
+          <w:ilvl w:val="0"/>
+          <w:numId w:val="2"/>
+        </w:numPr>
+        <w:spacing w:after="60"/>
+      </w:pPr>
+      <w:r>
+        <w:t xml:space="preserve">Use the exact same NLL loss defined above, computed from the model's predicted probability of the actual next character.</w:t>
+      </w:r>
+    </w:p>
+    <w:p>
+      <w:pPr>
+        <w:pStyle w:val="ListParagraph"/>
+        <w:numPr>
+          <w:ilvl w:val="0"/>
+          <w:numId w:val="2"/>
+        </w:numPr>
+        <w:spacing w:after="60"/>
+      </w:pPr>
+      <w:r>
+        <w:t xml:space="preserve">Run backpropagation and gradient descent to update W (Sections 21–22) until the loss is minimized.</w:t>
+      </w:r>
+    </w:p>
+    <w:p>
+      <w:pPr>
+        <w:spacing w:after="150"/>
+      </w:pPr>
+      <w:r>
+        <w:t xml:space="preserve">Trained this way, W converges to (approximately) the log of the smoothed count-based probabilities — the neural net rediscovers the counting solution purely from gradient descent, with no counting step at all. Adding an L2 penalty (weight decay) on W during training turns out to play the same role as Laplace smoothing did for the counting approach: both push probabilities away from the extremes of 0 and 1.</w:t>
+      </w:r>
+    </w:p>
+    <w:p>
+      <w:pPr>
+        <w:pStyle w:val="Heading2"/>
+        <w:spacing w:after="150" w:before="300"/>
+      </w:pPr>
+      <w:bookmarkStart w:name="bm81_why_start_here" w:id="81"/>
+      <w:r>
+        <w:t xml:space="preserve">Why Start Here</w:t>
+      </w:r>
+      <w:bookmarkEnd w:id="81"/>
+    </w:p>
+    <w:p>
+      <w:pPr>
+        <w:spacing w:after="150"/>
+      </w:pPr>
+      <w:r>
+        <w:t xml:space="preserve">The bigram model is deliberately weak — using only one character of context means it can never learn anything about longer-range structure in names. But every idea introduced here (vocabulary and tokens, one-hot encoding, softmax, NLL loss, gradient descent training) is reused unchanged in every more sophisticated language model that follows, including the MLP model in the next section and, ultimately, in transformer-based LLMs.</w:t>
+      </w:r>
+    </w:p>
+    <w:p>
+      <w:pPr>
+        <w:pStyle w:val="Heading1"/>
+        <w:spacing w:after="200" w:before="400"/>
+      </w:pPr>
+      <w:bookmarkStart w:name="bm82_32_mlp_language_model_embeddings_makemor" w:id="82"/>
+      <w:r>
+        <w:t xml:space="preserve">32. MLP Language Model &amp; Embeddings (makemore Part 2)</w:t>
+      </w:r>
+      <w:bookmarkEnd w:id="82"/>
+    </w:p>
+    <w:p>
+      <w:pPr>
+        <w:spacing w:after="150"/>
+      </w:pPr>
+      <w:r>
+        <w:t xml:space="preserve">The bigram model's core weakness is context length: it only ever looks at 1 previous character. Naively extending the counting approach to look at more context runs straight into a wall, which is exactly what motivates the switch to a neural network with embeddings.</w:t>
+      </w:r>
+    </w:p>
+    <w:p>
+      <w:pPr>
+        <w:pStyle w:val="Heading2"/>
+        <w:spacing w:after="150" w:before="300"/>
+      </w:pPr>
+      <w:bookmarkStart w:name="bm83_why_counting_breaks_down_with_more_conte" w:id="83"/>
+      <w:r>
+        <w:t xml:space="preserve">Why Counting Breaks Down With More Context</w:t>
+      </w:r>
+      <w:bookmarkEnd w:id="83"/>
+    </w:p>
+    <w:p>
+      <w:pPr>
+        <w:spacing w:after="150"/>
+      </w:pPr>
+      <w:r>
+        <w:t xml:space="preserve">A bigram model needs a 27×27 count table. A trigram model (2 characters of context) needs 27×27×27. In general, a counting table for a context of length n needs 27ⁿ⁺¹ entries:</w:t>
+      </w:r>
+    </w:p>
+    <w:p>
+      <w:pPr>
+        <w:pBdr>
+          <w:top w:val="single" w:color="CCCCCC" w:sz="4"/>
+          <w:left w:val="single" w:color="CCCCCC" w:sz="4"/>
+          <w:right w:val="single" w:color="CCCCCC" w:sz="4"/>
+        </w:pBdr>
+        <w:shd w:fill="F2F2F2" w:color="auto" w:val="clear"/>
+        <w:spacing w:after="40" w:before="120"/>
+        <w:jc w:val="center"/>
+      </w:pPr>
+      <w:r>
+        <w:rPr>
+          <w:rFonts w:ascii="Cambria Math" w:cs="Cambria Math" w:eastAsia="Cambria Math" w:hAnsi="Cambria Math"/>
+          <w:i/>
+          <w:iCs/>
+          <w:sz w:val="24"/>
+          <w:szCs w:val="24"/>
+        </w:rPr>
+        <w:t xml:space="preserve">Context length 1 (bigram):  27² = 729 table entries</w:t>
+      </w:r>
+    </w:p>
+    <w:p>
+      <w:pPr>
+        <w:pBdr>
+          <w:left w:val="single" w:color="CCCCCC" w:sz="4"/>
+          <w:right w:val="single" w:color="CCCCCC" w:sz="4"/>
+        </w:pBdr>
+        <w:shd w:fill="F2F2F2" w:color="auto" w:val="clear"/>
+        <w:spacing w:after="40" w:before="0"/>
+        <w:jc w:val="center"/>
+      </w:pPr>
+      <w:r>
+        <w:rPr>
+          <w:rFonts w:ascii="Cambria Math" w:cs="Cambria Math" w:eastAsia="Cambria Math" w:hAnsi="Cambria Math"/>
+          <w:i/>
+          <w:iCs/>
+          <w:sz w:val="24"/>
+          <w:szCs w:val="24"/>
+        </w:rPr>
+        <w:t xml:space="preserve">Context length 2 (trigram): 27³ = 19,683 table entries</w:t>
+      </w:r>
+    </w:p>
+    <w:p>
+      <w:pPr>
+        <w:pBdr>
+          <w:left w:val="single" w:color="CCCCCC" w:sz="4"/>
+          <w:bottom w:val="single" w:color="CCCCCC" w:sz="4"/>
+          <w:right w:val="single" w:color="CCCCCC" w:sz="4"/>
+        </w:pBdr>
+        <w:shd w:fill="F2F2F2" w:color="auto" w:val="clear"/>
+        <w:spacing w:after="120" w:before="0"/>
+        <w:jc w:val="center"/>
+      </w:pPr>
+      <w:r>
+        <w:rPr>
+          <w:rFonts w:ascii="Cambria Math" w:cs="Cambria Math" w:eastAsia="Cambria Math" w:hAnsi="Cambria Math"/>
+          <w:i/>
+          <w:iCs/>
+          <w:sz w:val="24"/>
+          <w:szCs w:val="24"/>
+        </w:rPr>
+        <w:t xml:space="preserve">Context length 3:           27⁴ = 531,441 table entries</w:t>
+      </w:r>
+    </w:p>
+    <w:p>
+      <w:pPr>
+        <w:spacing w:after="150"/>
+      </w:pPr>
+      <w:r>
+        <w:t xml:space="preserve">The table size explodes exponentially with context length, and the vast majority of longer contexts are never seen in the training data at all — this is the classic curse of dimensionality. A neural network with embeddings sidesteps this entirely by representing characters in a shared, continuous space instead of a giant lookup table.</w:t>
+      </w:r>
+    </w:p>
+    <w:p>
+      <w:pPr>
+        <w:pStyle w:val="Heading2"/>
+        <w:spacing w:after="150" w:before="300"/>
+      </w:pPr>
+      <w:bookmarkStart w:name="bm84_the_core_idea_embeddings" w:id="84"/>
+      <w:r>
+        <w:t xml:space="preserve">The Core Idea: Embeddings</w:t>
+      </w:r>
+      <w:bookmarkEnd w:id="84"/>
+    </w:p>
+    <w:p>
+      <w:pPr>
+        <w:spacing w:after="150"/>
+      </w:pPr>
+      <w:r>
+        <w:t xml:space="preserve">Instead of treating each character as an isolated, unrelated category (as one-hot encoding does), an embedding maps each character to a point in a small continuous vector space, stored as rows of a lookup table C:</w:t>
+      </w:r>
+    </w:p>
+    <w:p>
+      <w:pPr>
+        <w:pBdr>
+          <w:top w:val="single" w:color="CCCCCC" w:sz="4"/>
+          <w:left w:val="single" w:color="CCCCCC" w:sz="4"/>
+          <w:right w:val="single" w:color="CCCCCC" w:sz="4"/>
+        </w:pBdr>
+        <w:shd w:fill="F2F2F2" w:color="auto" w:val="clear"/>
+        <w:spacing w:after="40" w:before="120"/>
+        <w:jc w:val="center"/>
+      </w:pPr>
+      <w:r>
+        <w:rPr>
+          <w:rFonts w:ascii="Cambria Math" w:cs="Cambria Math" w:eastAsia="Cambria Math" w:hAnsi="Cambria Math"/>
+          <w:i/>
+          <w:iCs/>
+          <w:sz w:val="24"/>
+          <w:szCs w:val="24"/>
+        </w:rPr>
+        <w:t xml:space="preserve">C : vocab_size × embedding_dim     (e.g. 27 × 2)</w:t>
+      </w:r>
+    </w:p>
+    <w:p>
+      <w:pPr>
+        <w:pBdr>
+          <w:left w:val="single" w:color="CCCCCC" w:sz="4"/>
+          <w:bottom w:val="single" w:color="CCCCCC" w:sz="4"/>
+          <w:right w:val="single" w:color="CCCCCC" w:sz="4"/>
+        </w:pBdr>
+        <w:shd w:fill="F2F2F2" w:color="auto" w:val="clear"/>
+        <w:spacing w:after="120" w:before="0"/>
+        <w:jc w:val="center"/>
+      </w:pPr>
+      <w:r>
+        <w:rPr>
+          <w:rFonts w:ascii="Cambria Math" w:cs="Cambria Math" w:eastAsia="Cambria Math" w:hAnsi="Cambria Math"/>
+          <w:i/>
+          <w:iCs/>
+          <w:sz w:val="24"/>
+          <w:szCs w:val="24"/>
+        </w:rPr>
+        <w:t xml:space="preserve">embedding(character i) = C[i]      (simply the i-th row of C)</w:t>
+      </w:r>
+    </w:p>
+    <w:p>
+      <w:pPr>
+        <w:spacing w:after="150"/>
+      </w:pPr>
+      <w:r>
+        <w:t xml:space="preserve">Crucially, C is not fixed or hand-designed — it is a set of learnable parameters, trained by the exact same backpropagation and gradient descent as every other weight in the network. Characters that behave similarly in the training data (e.g. vowels, which tend to appear in similar contexts) naturally end up with similar embedding vectors, purely as a side effect of minimizing the loss — nobody tells the model which letters are vowels.</w:t>
+      </w:r>
+    </w:p>
+    <w:p>
+      <w:pPr>
+        <w:pStyle w:val="Heading2"/>
+        <w:spacing w:after="150" w:before="300"/>
+      </w:pPr>
+      <w:bookmarkStart w:name="bm85_model_architecture_bengio_et_al_style_ml" w:id="85"/>
+      <w:r>
+        <w:t xml:space="preserve">Model Architecture (Bengio et al.–Style MLP)</w:t>
+      </w:r>
+      <w:bookmarkEnd w:id="85"/>
+    </w:p>
+    <w:p>
+      <w:pPr>
+        <w:spacing w:after="150"/>
+      </w:pPr>
+      <w:r>
+        <w:t xml:space="preserve">Given a context of block_size previous characters, the model:</w:t>
+      </w:r>
+    </w:p>
+    <w:p>
+      <w:pPr>
+        <w:pStyle w:val="ListParagraph"/>
+        <w:numPr>
+          <w:ilvl w:val="0"/>
+          <w:numId w:val="2"/>
+        </w:numPr>
+        <w:spacing w:after="60"/>
+      </w:pPr>
+      <w:r>
+        <w:t xml:space="preserve">1. Looks up each context character's embedding in C, producing block_size separate vectors.</w:t>
+      </w:r>
+    </w:p>
+    <w:p>
+      <w:pPr>
+        <w:pStyle w:val="ListParagraph"/>
+        <w:numPr>
+          <w:ilvl w:val="0"/>
+          <w:numId w:val="2"/>
+        </w:numPr>
+        <w:spacing w:after="60"/>
+      </w:pPr>
+      <w:r>
+        <w:t xml:space="preserve">2. Concatenates them into one flat input vector.</w:t>
+      </w:r>
+    </w:p>
+    <w:p>
+      <w:pPr>
+        <w:pStyle w:val="ListParagraph"/>
+        <w:numPr>
+          <w:ilvl w:val="0"/>
+          <w:numId w:val="2"/>
+        </w:numPr>
+        <w:spacing w:after="60"/>
+      </w:pPr>
+      <w:r>
+        <w:t xml:space="preserve">3. Passes that vector through a hidden layer: linear transform + tanh activation.</w:t>
+      </w:r>
+    </w:p>
+    <w:p>
+      <w:pPr>
+        <w:pStyle w:val="ListParagraph"/>
+        <w:numPr>
+          <w:ilvl w:val="0"/>
+          <w:numId w:val="2"/>
+        </w:numPr>
+        <w:spacing w:after="60"/>
+      </w:pPr>
+      <w:r>
+        <w:t xml:space="preserve">4. Passes the hidden layer's output through a second linear layer to produce logits over all 27 possible next characters.</w:t>
+      </w:r>
+    </w:p>
+    <w:p>
+      <w:pPr>
+        <w:pStyle w:val="ListParagraph"/>
+        <w:numPr>
+          <w:ilvl w:val="0"/>
+          <w:numId w:val="2"/>
+        </w:numPr>
+        <w:spacing w:after="60"/>
+      </w:pPr>
+      <w:r>
+        <w:t xml:space="preserve">5. Applies softmax and computes NLL loss exactly as in the bigram model (Section 31).</w:t>
+      </w:r>
+    </w:p>
+    <w:p>
+      <w:pPr>
+        <w:pBdr>
+          <w:top w:val="single" w:color="CCCCCC" w:sz="4"/>
+          <w:left w:val="single" w:color="CCCCCC" w:sz="4"/>
+          <w:right w:val="single" w:color="CCCCCC" w:sz="4"/>
+        </w:pBdr>
+        <w:shd w:fill="F2F2F2" w:color="auto" w:val="clear"/>
+        <w:spacing w:after="40" w:before="120"/>
+        <w:jc w:val="center"/>
+      </w:pPr>
+      <w:r>
+        <w:rPr>
+          <w:rFonts w:ascii="Cambria Math" w:cs="Cambria Math" w:eastAsia="Cambria Math" w:hAnsi="Cambria Math"/>
+          <w:i/>
+          <w:iCs/>
+          <w:sz w:val="24"/>
+          <w:szCs w:val="24"/>
+        </w:rPr>
+        <w:t xml:space="preserve">emb = C[context]                          → shape: block_size × embedding_dim, then flattened</w:t>
+      </w:r>
+    </w:p>
+    <w:p>
+      <w:pPr>
+        <w:pBdr>
+          <w:left w:val="single" w:color="CCCCCC" w:sz="4"/>
+          <w:right w:val="single" w:color="CCCCCC" w:sz="4"/>
+        </w:pBdr>
+        <w:shd w:fill="F2F2F2" w:color="auto" w:val="clear"/>
+        <w:spacing w:after="40" w:before="0"/>
+        <w:jc w:val="center"/>
+      </w:pPr>
+      <w:r>
+        <w:rPr>
+          <w:rFonts w:ascii="Cambria Math" w:cs="Cambria Math" w:eastAsia="Cambria Math" w:hAnsi="Cambria Math"/>
+          <w:i/>
+          <w:iCs/>
+          <w:sz w:val="24"/>
+          <w:szCs w:val="24"/>
+        </w:rPr>
+        <w:t xml:space="preserve">h   = tanh( emb_flat · W1 + b1 )          → hidden layer activation</w:t>
+      </w:r>
+    </w:p>
+    <w:p>
+      <w:pPr>
+        <w:pBdr>
+          <w:left w:val="single" w:color="CCCCCC" w:sz="4"/>
+          <w:right w:val="single" w:color="CCCCCC" w:sz="4"/>
+        </w:pBdr>
+        <w:shd w:fill="F2F2F2" w:color="auto" w:val="clear"/>
+        <w:spacing w:after="40" w:before="0"/>
+        <w:jc w:val="center"/>
+      </w:pPr>
+      <w:r>
+        <w:rPr>
+          <w:rFonts w:ascii="Cambria Math" w:cs="Cambria Math" w:eastAsia="Cambria Math" w:hAnsi="Cambria Math"/>
+          <w:i/>
+          <w:iCs/>
+          <w:sz w:val="24"/>
+          <w:szCs w:val="24"/>
+        </w:rPr>
+        <w:t xml:space="preserve">logits = h · W2 + b2                      → raw scores per vocabulary character</w:t>
+      </w:r>
+    </w:p>
+    <w:p>
+      <w:pPr>
+        <w:pBdr>
+          <w:left w:val="single" w:color="CCCCCC" w:sz="4"/>
+          <w:right w:val="single" w:color="CCCCCC" w:sz="4"/>
+        </w:pBdr>
+        <w:shd w:fill="F2F2F2" w:color="auto" w:val="clear"/>
+        <w:spacing w:after="40" w:before="0"/>
+        <w:jc w:val="center"/>
+      </w:pPr>
+      <w:r>
+        <w:rPr>
+          <w:rFonts w:ascii="Cambria Math" w:cs="Cambria Math" w:eastAsia="Cambria Math" w:hAnsi="Cambria Math"/>
+          <w:i/>
+          <w:iCs/>
+          <w:sz w:val="24"/>
+          <w:szCs w:val="24"/>
+        </w:rPr>
+        <w:t xml:space="preserve">probs  = softmax(logits)                  → P(next character | context)</w:t>
+      </w:r>
+    </w:p>
+    <w:p>
+      <w:pPr>
+        <w:pBdr>
+          <w:left w:val="single" w:color="CCCCCC" w:sz="4"/>
+          <w:bottom w:val="single" w:color="CCCCCC" w:sz="4"/>
+          <w:right w:val="single" w:color="CCCCCC" w:sz="4"/>
+        </w:pBdr>
+        <w:shd w:fill="F2F2F2" w:color="auto" w:val="clear"/>
+        <w:spacing w:after="120" w:before="0"/>
+        <w:jc w:val="center"/>
+      </w:pPr>
+      <w:r>
+        <w:rPr>
+          <w:rFonts w:ascii="Cambria Math" w:cs="Cambria Math" w:eastAsia="Cambria Math" w:hAnsi="Cambria Math"/>
+          <w:i/>
+          <w:iCs/>
+          <w:sz w:val="24"/>
+          <w:szCs w:val="24"/>
+        </w:rPr>
+        <w:t xml:space="preserve">loss   = NLL(probs, actual next character)</w:t>
+      </w:r>
+    </w:p>
+    <w:p>
+      <w:pPr>
+        <w:pStyle w:val="Heading2"/>
+        <w:spacing w:after="150" w:before="300"/>
+      </w:pPr>
+      <w:bookmarkStart w:name="bm86_worked_example_counting_the_parameters" w:id="86"/>
+      <w:r>
+        <w:t xml:space="preserve">Worked Example — Counting the Parameters</w:t>
+      </w:r>
+      <w:bookmarkEnd w:id="86"/>
+    </w:p>
+    <w:p>
+      <w:pPr>
+        <w:spacing w:after="150"/>
+      </w:pPr>
+      <w:r>
+        <w:t xml:space="preserve">Take a small but realistic configuration: vocabulary of 27 characters, embedding_dim = 2, block_size = 3 (3 characters of context), and a hidden layer of 100 neurons.</w:t>
+      </w:r>
+    </w:p>
+    <w:tbl>
+      <w:tblPr>
+        <w:tblW w:type="dxa" w:w="9000"/>
+        <w:tblBorders>
+          <w:top w:val="single" w:color="auto" w:sz="4"/>
+          <w:left w:val="single" w:color="auto" w:sz="4"/>
+          <w:bottom w:val="single" w:color="auto" w:sz="4"/>
+          <w:right w:val="single" w:color="auto" w:sz="4"/>
+          <w:insideH w:val="single" w:color="auto" w:sz="4"/>
+          <w:insideV w:val="single" w:color="auto" w:sz="4"/>
+        </w:tblBorders>
+      </w:tblPr>
+      <w:tblGrid>
+        <w:gridCol w:w="3200"/>
+        <w:gridCol w:w="2800"/>
+        <w:gridCol w:w="3000"/>
+      </w:tblGrid>
+      <w:tr>
+        <w:trPr>
+          <w:tblHeader/>
+        </w:trPr>
+        <w:tc>
+          <w:tcPr>
+            <w:tcW w:type="dxa" w:w="3200"/>
+            <w:shd w:fill="2E4057" w:color="auto" w:val="clear"/>
+            <w:tcMar>
+              <w:top w:type="dxa" w:w="80"/>
+              <w:left w:type="dxa" w:w="100"/>
+              <w:bottom w:type="dxa" w:w="80"/>
+              <w:right w:type="dxa" w:w="100"/>
+            </w:tcMar>
+            <w:vAlign w:val="center"/>
+          </w:tcPr>
+          <w:p>
+            <w:r>
+              <w:rPr>
+                <w:b/>
+                <w:bCs/>
+                <w:color w:val="FFFFFF"/>
+              </w:rPr>
+              <w:t xml:space="preserve">Component</w:t>
+            </w:r>
+          </w:p>
+        </w:tc>
+        <w:tc>
+          <w:tcPr>
+            <w:tcW w:type="dxa" w:w="2800"/>
+            <w:shd w:fill="2E4057" w:color="auto" w:val="clear"/>
+            <w:tcMar>
+              <w:top w:type="dxa" w:w="80"/>
+              <w:left w:type="dxa" w:w="100"/>
+              <w:bottom w:type="dxa" w:w="80"/>
+              <w:right w:type="dxa" w:w="100"/>
+            </w:tcMar>
+            <w:vAlign w:val="center"/>
+          </w:tcPr>
+          <w:p>
+            <w:r>
+              <w:rPr>
+                <w:b/>
+                <w:bCs/>
+                <w:color w:val="FFFFFF"/>
+              </w:rPr>
+              <w:t xml:space="preserve">Shape</w:t>
+            </w:r>
+          </w:p>
+        </w:tc>
+        <w:tc>
+          <w:tcPr>
+            <w:tcW w:type="dxa" w:w="3000"/>
+            <w:shd w:fill="2E4057" w:color="auto" w:val="clear"/>
+            <w:tcMar>
+              <w:top w:type="dxa" w:w="80"/>
+              <w:left w:type="dxa" w:w="100"/>
+              <w:bottom w:type="dxa" w:w="80"/>
+              <w:right w:type="dxa" w:w="100"/>
+            </w:tcMar>
+            <w:vAlign w:val="center"/>
+          </w:tcPr>
+          <w:p>
+            <w:r>
+              <w:rPr>
+                <w:b/>
+                <w:bCs/>
+                <w:color w:val="FFFFFF"/>
+              </w:rPr>
+              <w:t xml:space="preserve">Parameter Count</w:t>
+            </w:r>
+          </w:p>
+        </w:tc>
+      </w:tr>
+      <w:tr>
+        <w:tc>
+          <w:tcPr>
+            <w:tcW w:type="dxa" w:w="3200"/>
+            <w:tcMar>
+              <w:top w:type="dxa" w:w="60"/>
+              <w:left w:type="dxa" w:w="100"/>
+              <w:bottom w:type="dxa" w:w="60"/>
+              <w:right w:type="dxa" w:w="100"/>
+            </w:tcMar>
+          </w:tcPr>
+          <w:p>
+            <w:r>
+              <w:t xml:space="preserve">Embedding table C</w:t>
+            </w:r>
+          </w:p>
+        </w:tc>
+        <w:tc>
+          <w:tcPr>
+            <w:tcW w:type="dxa" w:w="2800"/>
+            <w:tcMar>
+              <w:top w:type="dxa" w:w="60"/>
+              <w:left w:type="dxa" w:w="100"/>
+              <w:bottom w:type="dxa" w:w="60"/>
+              <w:right w:type="dxa" w:w="100"/>
+            </w:tcMar>
+          </w:tcPr>
+          <w:p>
+            <w:r>
+              <w:t xml:space="preserve">27 × 2</w:t>
+            </w:r>
+          </w:p>
+        </w:tc>
+        <w:tc>
+          <w:tcPr>
+            <w:tcW w:type="dxa" w:w="3000"/>
+            <w:tcMar>
+              <w:top w:type="dxa" w:w="60"/>
+              <w:left w:type="dxa" w:w="100"/>
+              <w:bottom w:type="dxa" w:w="60"/>
+              <w:right w:type="dxa" w:w="100"/>
+            </w:tcMar>
+          </w:tcPr>
+          <w:p>
+            <w:r>
+              <w:t xml:space="preserve">54</w:t>
+            </w:r>
+          </w:p>
+        </w:tc>
+      </w:tr>
+      <w:tr>
+        <w:tc>
+          <w:tcPr>
+            <w:tcW w:type="dxa" w:w="3200"/>
+            <w:tcMar>
+              <w:top w:type="dxa" w:w="60"/>
+              <w:left w:type="dxa" w:w="100"/>
+              <w:bottom w:type="dxa" w:w="60"/>
+              <w:right w:type="dxa" w:w="100"/>
+            </w:tcMar>
+          </w:tcPr>
+          <w:p>
+            <w:r>
+              <w:t xml:space="preserve">Hidden layer W1</w:t>
+            </w:r>
+          </w:p>
+        </w:tc>
+        <w:tc>
+          <w:tcPr>
+            <w:tcW w:type="dxa" w:w="2800"/>
+            <w:tcMar>
+              <w:top w:type="dxa" w:w="60"/>
+              <w:left w:type="dxa" w:w="100"/>
+              <w:bottom w:type="dxa" w:w="60"/>
+              <w:right w:type="dxa" w:w="100"/>
+            </w:tcMar>
+          </w:tcPr>
+          <w:p>
+            <w:r>
+              <w:t xml:space="preserve">(3×2) × 100 = 6 × 100</w:t>
+            </w:r>
+          </w:p>
+        </w:tc>
+        <w:tc>
+          <w:tcPr>
+            <w:tcW w:type="dxa" w:w="3000"/>
+            <w:tcMar>
+              <w:top w:type="dxa" w:w="60"/>
+              <w:left w:type="dxa" w:w="100"/>
+              <w:bottom w:type="dxa" w:w="60"/>
+              <w:right w:type="dxa" w:w="100"/>
+            </w:tcMar>
+          </w:tcPr>
+          <w:p>
+            <w:r>
+              <w:t xml:space="preserve">600</w:t>
+            </w:r>
+          </w:p>
+        </w:tc>
+      </w:tr>
+      <w:tr>
+        <w:tc>
+          <w:tcPr>
+            <w:tcW w:type="dxa" w:w="3200"/>
+            <w:tcMar>
+              <w:top w:type="dxa" w:w="60"/>
+              <w:left w:type="dxa" w:w="100"/>
+              <w:bottom w:type="dxa" w:w="60"/>
+              <w:right w:type="dxa" w:w="100"/>
+            </w:tcMar>
+          </w:tcPr>
+          <w:p>
+            <w:r>
+              <w:t xml:space="preserve">Hidden layer b1</w:t>
+            </w:r>
+          </w:p>
+        </w:tc>
+        <w:tc>
+          <w:tcPr>
+            <w:tcW w:type="dxa" w:w="2800"/>
+            <w:tcMar>
+              <w:top w:type="dxa" w:w="60"/>
+              <w:left w:type="dxa" w:w="100"/>
+              <w:bottom w:type="dxa" w:w="60"/>
+              <w:right w:type="dxa" w:w="100"/>
+            </w:tcMar>
+          </w:tcPr>
+          <w:p>
+            <w:r>
+              <w:t xml:space="preserve">100</w:t>
+            </w:r>
+          </w:p>
+        </w:tc>
+        <w:tc>
+          <w:tcPr>
+            <w:tcW w:type="dxa" w:w="3000"/>
+            <w:tcMar>
+              <w:top w:type="dxa" w:w="60"/>
+              <w:left w:type="dxa" w:w="100"/>
+              <w:bottom w:type="dxa" w:w="60"/>
+              <w:right w:type="dxa" w:w="100"/>
+            </w:tcMar>
+          </w:tcPr>
+          <w:p>
+            <w:r>
+              <w:t xml:space="preserve">100</w:t>
+            </w:r>
+          </w:p>
+        </w:tc>
+      </w:tr>
+      <w:tr>
+        <w:tc>
+          <w:tcPr>
+            <w:tcW w:type="dxa" w:w="3200"/>
+            <w:tcMar>
+              <w:top w:type="dxa" w:w="60"/>
+              <w:left w:type="dxa" w:w="100"/>
+              <w:bottom w:type="dxa" w:w="60"/>
+              <w:right w:type="dxa" w:w="100"/>
+            </w:tcMar>
+          </w:tcPr>
+          <w:p>
+            <w:r>
+              <w:t xml:space="preserve">Output layer W2</w:t>
+            </w:r>
+          </w:p>
+        </w:tc>
+        <w:tc>
+          <w:tcPr>
+            <w:tcW w:type="dxa" w:w="2800"/>
+            <w:tcMar>
+              <w:top w:type="dxa" w:w="60"/>
+              <w:left w:type="dxa" w:w="100"/>
+              <w:bottom w:type="dxa" w:w="60"/>
+              <w:right w:type="dxa" w:w="100"/>
+            </w:tcMar>
+          </w:tcPr>
+          <w:p>
+            <w:r>
+              <w:t xml:space="preserve">100 × 27</w:t>
+            </w:r>
+          </w:p>
+        </w:tc>
+        <w:tc>
+          <w:tcPr>
+            <w:tcW w:type="dxa" w:w="3000"/>
+            <w:tcMar>
+              <w:top w:type="dxa" w:w="60"/>
+              <w:left w:type="dxa" w:w="100"/>
+              <w:bottom w:type="dxa" w:w="60"/>
+              <w:right w:type="dxa" w:w="100"/>
+            </w:tcMar>
+          </w:tcPr>
+          <w:p>
+            <w:r>
+              <w:t xml:space="preserve">2,700</w:t>
+            </w:r>
+          </w:p>
+        </w:tc>
+      </w:tr>
+      <w:tr>
+        <w:tc>
+          <w:tcPr>
+            <w:tcW w:type="dxa" w:w="3200"/>
+            <w:tcMar>
+              <w:top w:type="dxa" w:w="60"/>
+              <w:left w:type="dxa" w:w="100"/>
+              <w:bottom w:type="dxa" w:w="60"/>
+              <w:right w:type="dxa" w:w="100"/>
+            </w:tcMar>
+          </w:tcPr>
+          <w:p>
+            <w:r>
+              <w:t xml:space="preserve">Output layer b2</w:t>
+            </w:r>
+          </w:p>
+        </w:tc>
+        <w:tc>
+          <w:tcPr>
+            <w:tcW w:type="dxa" w:w="2800"/>
+            <w:tcMar>
+              <w:top w:type="dxa" w:w="60"/>
+              <w:left w:type="dxa" w:w="100"/>
+              <w:bottom w:type="dxa" w:w="60"/>
+              <w:right w:type="dxa" w:w="100"/>
+            </w:tcMar>
+          </w:tcPr>
+          <w:p>
+            <w:r>
+              <w:t xml:space="preserve">27</w:t>
+            </w:r>
+          </w:p>
+        </w:tc>
+        <w:tc>
+          <w:tcPr>
+            <w:tcW w:type="dxa" w:w="3000"/>
+            <w:tcMar>
+              <w:top w:type="dxa" w:w="60"/>
+              <w:left w:type="dxa" w:w="100"/>
+              <w:bottom w:type="dxa" w:w="60"/>
+              <w:right w:type="dxa" w:w="100"/>
+            </w:tcMar>
+          </w:tcPr>
+          <w:p>
+            <w:r>
+              <w:t xml:space="preserve">27</w:t>
+            </w:r>
+          </w:p>
+        </w:tc>
+      </w:tr>
+    </w:tbl>
+    <w:p>
+      <w:pPr>
+        <w:pBdr>
+          <w:top w:val="single" w:color="CCCCCC" w:sz="4"/>
+          <w:left w:val="single" w:color="CCCCCC" w:sz="4"/>
+          <w:bottom w:val="single" w:color="CCCCCC" w:sz="4"/>
+          <w:right w:val="single" w:color="CCCCCC" w:sz="4"/>
+        </w:pBdr>
+        <w:shd w:fill="F2F2F2" w:color="auto" w:val="clear"/>
+        <w:spacing w:after="120" w:before="120"/>
+        <w:jc w:val="center"/>
+      </w:pPr>
+      <w:r>
+        <w:rPr>
+          <w:rFonts w:ascii="Cambria Math" w:cs="Cambria Math" w:eastAsia="Cambria Math" w:hAnsi="Cambria Math"/>
+          <w:i/>
+          <w:iCs/>
+          <w:sz w:val="24"/>
+          <w:szCs w:val="24"/>
+        </w:rPr>
+        <w:t xml:space="preserve">Total parameters = 54 + 600 + 100 + 2,700 + 27 = 3,481</w:t>
+      </w:r>
+    </w:p>
+    <w:p>
+      <w:pPr>
+        <w:spacing w:after="150"/>
+      </w:pPr>
+      <w:r>
+        <w:t xml:space="preserve">This uses the exact same layer-counting formula from Section 12 (n_out × (n_in + 1)) for both W1/b1 and W2/b2 — the only new piece is the embedding table C, which is simply an extra learnable lookup table sitting in front of the first proper layer.</w:t>
+      </w:r>
+    </w:p>
+    <w:p>
+      <w:pPr>
+        <w:pStyle w:val="Heading2"/>
+        <w:spacing w:after="150" w:before="300"/>
+      </w:pPr>
+      <w:bookmarkStart w:name="bm87_minibatches" w:id="87"/>
+      <w:r>
+        <w:t xml:space="preserve">Minibatches</w:t>
+      </w:r>
+      <w:bookmarkEnd w:id="87"/>
+    </w:p>
+    <w:p>
+      <w:pPr>
+        <w:spacing w:after="150"/>
+      </w:pPr>
+      <w:r>
+        <w:t xml:space="preserve">Rather than computing the loss and gradient over the entire dataset on every step (slow), the model is trained on small random minibatches of examples at a time — the same stochastic gradient descent idea introduced in Section 21, applied here in practice.</w:t>
+      </w:r>
+    </w:p>
+    <w:p>
+      <w:pPr>
+        <w:pStyle w:val="Heading2"/>
+        <w:spacing w:after="150" w:before="300"/>
+      </w:pPr>
+      <w:bookmarkStart w:name="bm88_finding_a_good_learning_rate" w:id="88"/>
+      <w:r>
+        <w:t xml:space="preserve">Finding a Good Learning Rate</w:t>
+      </w:r>
+      <w:bookmarkEnd w:id="88"/>
+    </w:p>
+    <w:p>
+      <w:pPr>
+        <w:spacing w:after="150"/>
+      </w:pPr>
+      <w:r>
+        <w:t xml:space="preserve">A simple, practical technique: run a short training pass while exponentially increasing the learning rate from very small to very large, plotting the loss against the learning rate (on a log scale) at each step. The learning rate just before the loss starts visibly increasing again is a good candidate to train with — small enough that training remains stable, large enough to still make fast progress.</w:t>
+      </w:r>
+    </w:p>
+    <w:p>
+      <w:pPr>
+        <w:pStyle w:val="Heading2"/>
+        <w:spacing w:after="150" w:before="300"/>
+      </w:pPr>
+      <w:bookmarkStart w:name="bm89_train_dev_test_splits" w:id="89"/>
+      <w:r>
+        <w:t xml:space="preserve">Train / Dev / Test Splits</w:t>
+      </w:r>
+      <w:bookmarkEnd w:id="89"/>
+    </w:p>
+    <w:p>
+      <w:pPr>
+        <w:spacing w:after="150"/>
+      </w:pPr>
+      <w:r>
+        <w:t xml:space="preserve">The dataset is split into three parts to detect overfitting: typically around 80% for training (used to update weights), 10% for the dev/validation set (used to tune hyperparameters like embedding size, hidden layer size, and learning rate), and 10% for the test set (used only once, at the very end, to report a final unbiased performance number).</w:t>
+      </w:r>
+    </w:p>
+    <w:p>
+      <w:pPr>
+        <w:pBdr>
+          <w:top w:val="single" w:color="CCCCCC" w:sz="4"/>
+          <w:left w:val="single" w:color="CCCCCC" w:sz="4"/>
+          <w:bottom w:val="single" w:color="CCCCCC" w:sz="4"/>
+          <w:right w:val="single" w:color="CCCCCC" w:sz="4"/>
+        </w:pBdr>
+        <w:shd w:fill="F2F2F2" w:color="auto" w:val="clear"/>
+        <w:spacing w:after="120" w:before="120"/>
+        <w:jc w:val="center"/>
+      </w:pPr>
+      <w:r>
+        <w:rPr>
+          <w:rFonts w:ascii="Cambria Math" w:cs="Cambria Math" w:eastAsia="Cambria Math" w:hAnsi="Cambria Math"/>
+          <w:i/>
+          <w:iCs/>
+          <w:sz w:val="24"/>
+          <w:szCs w:val="24"/>
+        </w:rPr>
+        <w:t xml:space="preserve">Train : Dev : Test  ≈  80% : 10% : 10%</w:t>
+      </w:r>
+    </w:p>
+    <w:p>
+      <w:pPr>
+        <w:spacing w:after="150"/>
+      </w:pPr>
+      <w:r>
+        <w:t xml:space="preserve">If training loss keeps falling but dev loss stops improving or gets worse, the model is overfitting — memorizing the training set rather than learning generalizable structure.</w:t>
+      </w:r>
+    </w:p>
+    <w:p>
+      <w:pPr>
+        <w:pStyle w:val="Heading2"/>
+        <w:spacing w:after="150" w:before="300"/>
+      </w:pPr>
+      <w:bookmarkStart w:name="bm90_visualizing_the_learned_embeddings" w:id="90"/>
+      <w:r>
+        <w:t xml:space="preserve">Visualizing the Learned Embeddings</w:t>
+      </w:r>
+      <w:bookmarkEnd w:id="90"/>
+    </w:p>
+    <w:p>
+      <w:pPr>
+        <w:spacing w:after="150"/>
+      </w:pPr>
+      <w:r>
+        <w:t xml:space="preserve">With embedding_dim = 2, every character's learned embedding can be plotted directly as a point on a 2D plane. A well-trained model tends to cluster similar characters near each other — for example, vowels landing closer to one another than to consonants — purely as an emergent consequence of gradient descent minimizing NLL loss, with no explicit instruction to group them that way.</w:t>
+      </w:r>
+    </w:p>
+    <w:p>
+      <w:pPr>
+        <w:pStyle w:val="Heading2"/>
+        <w:spacing w:after="150" w:before="300"/>
+      </w:pPr>
+      <w:bookmarkStart w:name="bm91_scaling_up" w:id="91"/>
+      <w:r>
+        <w:t xml:space="preserve">Scaling Up</w:t>
+      </w:r>
+      <w:bookmarkEnd w:id="91"/>
+    </w:p>
+    <w:p>
+      <w:pPr>
+        <w:spacing w:after="150"/>
+      </w:pPr>
+      <w:r>
+        <w:t xml:space="preserve">The same architecture improves with more capacity in three independent directions:</w:t>
+      </w:r>
+    </w:p>
+    <w:p>
+      <w:pPr>
+        <w:pStyle w:val="ListParagraph"/>
+        <w:numPr>
+          <w:ilvl w:val="0"/>
+          <w:numId w:val="2"/>
+        </w:numPr>
+        <w:spacing w:after="60"/>
+      </w:pPr>
+      <w:r>
+        <w:t xml:space="preserve">Embedding dimension — richer per-character representations (e.g. 2 → 10 → 30).</w:t>
+      </w:r>
+    </w:p>
+    <w:p>
+      <w:pPr>
+        <w:pStyle w:val="ListParagraph"/>
+        <w:numPr>
+          <w:ilvl w:val="0"/>
+          <w:numId w:val="2"/>
+        </w:numPr>
+        <w:spacing w:after="60"/>
+      </w:pPr>
+      <w:r>
+        <w:t xml:space="preserve">Hidden layer size — more capacity to combine those embeddings into useful features.</w:t>
+      </w:r>
+    </w:p>
+    <w:p>
+      <w:pPr>
+        <w:pStyle w:val="ListParagraph"/>
+        <w:numPr>
+          <w:ilvl w:val="0"/>
+          <w:numId w:val="2"/>
+        </w:numPr>
+        <w:spacing w:after="60"/>
+      </w:pPr>
+      <w:r>
+        <w:t xml:space="preserve">Block size (context length) — more characters of history the model can condition on, without the exponential blow-up that broke the pure counting approach.</w:t>
+      </w:r>
+    </w:p>
+    <w:p>
+      <w:pPr>
+        <w:spacing w:after="150"/>
+      </w:pPr>
+      <w:r>
+        <w:t xml:space="preserve">Each of these is just a shape change in the parameter-counting table above — the same n_out × (n_in + 1) arithmetic from Section 12 applies no matter how large the numbers get.</w:t>
+      </w:r>
+    </w:p>
+    <w:p>
+      <w:pPr>
+        <w:pStyle w:val="Heading2"/>
+        <w:spacing w:after="150" w:before="300"/>
+      </w:pPr>
+      <w:bookmarkStart w:name="bm92_why_this_is_why_llms_have_embedding_laye" w:id="92"/>
+      <w:r>
+        <w:t xml:space="preserve">Why This Is "Why LLMs Have Embedding Layers"</w:t>
+      </w:r>
+      <w:bookmarkEnd w:id="92"/>
+    </w:p>
+    <w:p>
+      <w:pPr>
+        <w:spacing w:after="150"/>
+      </w:pPr>
+      <w:r>
+        <w:t xml:space="preserve">This small character-level model already contains, in miniature, the exact mechanism sitting at the front of every modern large language model:</w:t>
+      </w:r>
+    </w:p>
+    <w:p>
+      <w:pPr>
+        <w:pStyle w:val="ListParagraph"/>
+        <w:numPr>
+          <w:ilvl w:val="0"/>
+          <w:numId w:val="2"/>
+        </w:numPr>
+        <w:spacing w:after="60"/>
+      </w:pPr>
+      <w:r>
+        <w:t xml:space="preserve">Discrete tokens (characters here; sub-word tokens in an LLM) are mapped to continuous vectors through a learned lookup table, not through fixed one-hot encoding.</w:t>
+      </w:r>
+    </w:p>
+    <w:p>
+      <w:pPr>
+        <w:pStyle w:val="ListParagraph"/>
+        <w:numPr>
+          <w:ilvl w:val="0"/>
+          <w:numId w:val="2"/>
+        </w:numPr>
+        <w:spacing w:after="60"/>
+      </w:pPr>
+      <w:r>
+        <w:t xml:space="preserve">Those embedding vectors are ordinary learnable parameters, trained end-to-end by the same backpropagation and gradient descent as every other weight in the network.</w:t>
+      </w:r>
+    </w:p>
+    <w:p>
+      <w:pPr>
+        <w:pStyle w:val="ListParagraph"/>
+        <w:numPr>
+          <w:ilvl w:val="0"/>
+          <w:numId w:val="2"/>
+        </w:numPr>
+        <w:spacing w:after="60"/>
+      </w:pPr>
+      <w:r>
+        <w:t xml:space="preserve">Semantic or functional similarity between tokens emerges naturally in the embedding space as a byproduct of minimizing the loss — nothing about "meaning" is hand-coded.</w:t>
+      </w:r>
+    </w:p>
+    <w:p>
+      <w:pPr>
+        <w:pStyle w:val="ListParagraph"/>
+        <w:numPr>
+          <w:ilvl w:val="0"/>
+          <w:numId w:val="2"/>
+        </w:numPr>
+        <w:spacing w:after="60"/>
+      </w:pPr>
+      <w:r>
+        <w:t xml:space="preserve">This sidesteps the combinatorial explosion that made pure counting infeasible for anything beyond the shortest contexts, which is precisely why every modern LLM begins with an embedding layer rather than a giant lookup table over raw token sequences.</w:t>
+      </w:r>
+    </w:p>
+    <w:p>
+      <w:pPr>
+        <w:spacing w:after="150"/>
+      </w:pPr>
+      <w:r>
+        <w:t xml:space="preserve">Everything past the embedding layer in a real LLM — the specific architecture that combines those vectors (self-attention and transformer blocks instead of a simple concatenate-and-tanh MLP) — is a more elaborate version of exactly the same idea explored here: take embedded context, transform it through learned layers, produce a probability distribution over the next token, and minimize NLL.</w:t>
       </w:r>
     </w:p>
     <w:sectPr>
